--- a/spa/docx/014.content.docx
+++ b/spa/docx/014.content.docx
@@ -336,18 +336,12 @@
         </w:rPr>
         <w:t xml:space="preserve">οὐ ξαίνουσιν οὐδὲ νήθουσιν οὐδὲ κοπιῶσιν "no peinan lana, hilan o trabajan duro" </w:t>
       </w:r>
-      <w:hyperlink r:id="rId15">
-        <w:r>
-          <w:rPr>
-            <w:lang w:val="es_ES" w:bidi="es_ES"/>
-          </w:rPr>
-          <w:rPr>
-            <w:color w:val="0000EE"/>
-            <w:u w:val="single"/>
-          </w:rPr>
-          <w:t>MAT 6:28</w:t>
-        </w:r>
-      </w:hyperlink>
+      <w:r>
+        <w:rPr>
+          <w:lang w:val="es_ES" w:bidi="es_ES"/>
+        </w:rPr>
+        <w:t>MAT 6:28</w:t>
+      </w:r>
       <w:r>
         <w:rPr>
           <w:lang w:val="es_ES" w:bidi="es_ES"/>
@@ -362,18 +356,12 @@
           <w:lang w:val="es_ES" w:bidi="es_ES"/>
         </w:rPr>
       </w:r>
-      <w:hyperlink r:id="rId15">
-        <w:r>
-          <w:rPr>
-            <w:lang w:val="es_ES" w:bidi="es_ES"/>
-          </w:rPr>
-          <w:rPr>
-            <w:color w:val="0000EE"/>
-            <w:u w:val="single"/>
-          </w:rPr>
-          <w:t>MAT 6:28</w:t>
-        </w:r>
-      </w:hyperlink>
+      <w:r>
+        <w:rPr>
+          <w:lang w:val="es_ES" w:bidi="es_ES"/>
+        </w:rPr>
+        <w:t>MAT 6:28</w:t>
+      </w:r>
     </w:p>
     <w:p>
       <w:pPr/>
@@ -395,18 +383,12 @@
         </w:rPr>
         <w:t xml:space="preserve"> En S:</w:t>
       </w:r>
-      <w:hyperlink r:id="rId15">
-        <w:r>
-          <w:rPr>
-            <w:lang w:val="es_ES" w:bidi="es_ES"/>
-          </w:rPr>
-          <w:rPr>
-            <w:color w:val="0000EE"/>
-            <w:u w:val="single"/>
-          </w:rPr>
-          <w:t>MAT 6:28</w:t>
-        </w:r>
-      </w:hyperlink>
+      <w:r>
+        <w:rPr>
+          <w:lang w:val="es_ES" w:bidi="es_ES"/>
+        </w:rPr>
+        <w:t>MAT 6:28</w:t>
+      </w:r>
       <w:r>
         <w:rPr>
           <w:lang w:val="es_ES" w:bidi="es_ES"/>
@@ -630,36 +612,24 @@
           <w:lang w:val="es_ES" w:bidi="es_ES"/>
         </w:rPr>
       </w:r>
-      <w:hyperlink r:id="rId16">
-        <w:r>
-          <w:rPr>
-            <w:lang w:val="es_ES" w:bidi="es_ES"/>
-          </w:rPr>
-          <w:rPr>
-            <w:color w:val="0000EE"/>
-            <w:u w:val="single"/>
-          </w:rPr>
-          <w:t>ACT 28:23</w:t>
-        </w:r>
-      </w:hyperlink>
-      <w:r>
-        <w:rPr>
-          <w:lang w:val="es_ES" w:bidi="es_ES"/>
-        </w:rPr>
-        <w:t xml:space="preserve"> · </w:t>
-      </w:r>
-      <w:hyperlink r:id="rId17">
-        <w:r>
-          <w:rPr>
-            <w:lang w:val="es_ES" w:bidi="es_ES"/>
-          </w:rPr>
-          <w:rPr>
-            <w:color w:val="0000EE"/>
-            <w:u w:val="single"/>
-          </w:rPr>
-          <w:t>PHM 1:22</w:t>
-        </w:r>
-      </w:hyperlink>
+      <w:r>
+        <w:rPr>
+          <w:lang w:val="es_ES" w:bidi="es_ES"/>
+        </w:rPr>
+        <w:t>ACT 28:23</w:t>
+      </w:r>
+      <w:r>
+        <w:rPr>
+          <w:lang w:val="es_ES" w:bidi="es_ES"/>
+        </w:rPr>
+        <w:t xml:space="preserve"> · </w:t>
+      </w:r>
+      <w:r>
+        <w:rPr>
+          <w:lang w:val="es_ES" w:bidi="es_ES"/>
+        </w:rPr>
+        <w:t>PHM 1:22</w:t>
+      </w:r>
     </w:p>
     <w:p>
       <w:pPr/>
@@ -743,25 +713,19 @@
         </w:rPr>
         <w:t xml:space="preserve">Para otra interpretación de ξενία en </w:t>
       </w:r>
-      <w:hyperlink r:id="rId17">
-        <w:r>
-          <w:rPr>
-            <w:lang w:val="es_ES" w:bidi="es_ES"/>
-          </w:rPr>
-          <w:rPr>
-            <w:color w:val="0000EE"/>
-            <w:u w:val="single"/>
-          </w:rPr>
-          <w:t>PHM 1:22</w:t>
-        </w:r>
-      </w:hyperlink>
+      <w:r>
+        <w:rPr>
+          <w:lang w:val="es_ES" w:bidi="es_ES"/>
+        </w:rPr>
+        <w:t>PHM 1:22</w:t>
+      </w:r>
       <w:r>
         <w:rPr>
           <w:lang w:val="es_ES" w:bidi="es_ES"/>
         </w:rPr>
         <w:t xml:space="preserve">, ver </w:t>
       </w:r>
-      <w:hyperlink r:id="rId18">
+      <w:hyperlink r:id="rId15">
         <w:r>
           <w:rPr>
             <w:lang w:val="es_ES" w:bidi="es_ES"/>
@@ -787,18 +751,12 @@
           <w:lang w:val="es_ES" w:bidi="es_ES"/>
         </w:rPr>
       </w:r>
-      <w:hyperlink r:id="rId17">
-        <w:r>
-          <w:rPr>
-            <w:lang w:val="es_ES" w:bidi="es_ES"/>
-          </w:rPr>
-          <w:rPr>
-            <w:color w:val="0000EE"/>
-            <w:u w:val="single"/>
-          </w:rPr>
-          <w:t>PHM 1:22</w:t>
-        </w:r>
-      </w:hyperlink>
+      <w:r>
+        <w:rPr>
+          <w:lang w:val="es_ES" w:bidi="es_ES"/>
+        </w:rPr>
+        <w:t>PHM 1:22</w:t>
+      </w:r>
     </w:p>
     <w:p>
       <w:pPr/>
@@ -820,522 +778,468 @@
         </w:rPr>
         <w:t xml:space="preserve"> Es también posible interpretar ξενία en S:</w:t>
       </w:r>
+      <w:r>
+        <w:rPr>
+          <w:lang w:val="es_ES" w:bidi="es_ES"/>
+        </w:rPr>
+        <w:t>ACT 28:23</w:t>
+      </w:r>
+      <w:r>
+        <w:rPr>
+          <w:lang w:val="es_ES" w:bidi="es_ES"/>
+        </w:rPr>
+        <w:t xml:space="preserve"> y S:</w:t>
+      </w:r>
+      <w:r>
+        <w:rPr>
+          <w:lang w:val="es_ES" w:bidi="es_ES"/>
+        </w:rPr>
+        <w:t>PHM 1:22</w:t>
+      </w:r>
+      <w:r>
+        <w:rPr>
+          <w:lang w:val="es_ES" w:bidi="es_ES"/>
+        </w:rPr>
+        <w:t xml:space="preserve"> como hospitalidad o la actividad que involucra recibir a un invitado (ver D:34.57). Este es el significado más común de ξενία, pero encaja menos en los dos contextos en que ξενία aparece en el NT.</w:t>
+      </w:r>
+      <w:r>
+        <w:rPr>
+          <w:lang w:val="es_ES" w:bidi="es_ES"/>
+        </w:rPr>
+      </w:r>
+      <w:r>
+        <w:rPr>
+          <w:lang w:val="es_ES" w:bidi="es_ES"/>
+        </w:rPr>
+      </w:r>
+    </w:p>
+    <w:p>
+      <w:pPr/>
+      <w:r>
+        <w:rPr>
+          <w:lang w:val="es_ES" w:bidi="es_ES"/>
+        </w:rPr>
+      </w:r>
+    </w:p>
+    <w:p>
+      <w:pPr>
+        <w:pStyle w:val="Heading2"/>
+      </w:pPr>
+      <w:r>
+        <w:rPr>
+          <w:lang w:val="es_ES" w:bidi="es_ES"/>
+        </w:rPr>
+        <w:t>ξενίζω</w:t>
+      </w:r>
+      <w:r>
+        <w:rPr>
+          <w:lang w:val="es_ES" w:bidi="es_ES"/>
+        </w:rPr>
+      </w:r>
+    </w:p>
+    <w:p>
+      <w:pPr>
+        <w:pStyle w:val="Heading1"/>
+      </w:pPr>
+      <w:r>
+        <w:rPr>
+          <w:lang w:val="es_ES" w:bidi="es_ES"/>
+        </w:rPr>
+        <w:t>ξενίζω</w:t>
+      </w:r>
+    </w:p>
+    <w:p>
+      <w:pPr/>
+      <w:r>
+        <w:rPr>
+          <w:lang w:val="es_ES" w:bidi="es_ES"/>
+        </w:rPr>
+      </w:r>
+      <w:r>
+        <w:rPr>
+          <w:lang w:val="es_ES" w:bidi="es_ES"/>
+        </w:rPr>
+        <w:t>ξενίζω</w:t>
+      </w:r>
+      <w:r>
+        <w:rPr>
+          <w:lang w:val="es_ES" w:bidi="es_ES"/>
+        </w:rPr>
+        <w:t xml:space="preserve"> (</w:t>
+      </w:r>
+      <w:r>
+        <w:rPr>
+          <w:lang w:val="es_ES" w:bidi="es_ES"/>
+        </w:rPr>
+        <w:t>G3579</w:t>
+      </w:r>
+      <w:r>
+        <w:rPr>
+          <w:lang w:val="es_ES" w:bidi="es_ES"/>
+        </w:rPr>
+        <w:t xml:space="preserve">) — </w:t>
+      </w:r>
+      <w:r>
+        <w:rPr>
+          <w:lang w:val="es_ES" w:bidi="es_ES"/>
+        </w:rPr>
+        <w:t>ξενίζομαι</w:t>
+      </w:r>
+    </w:p>
+    <w:p>
+      <w:pPr/>
+      <w:r>
+        <w:rPr>
+          <w:lang w:val="es_ES" w:bidi="es_ES"/>
+        </w:rPr>
+      </w:r>
+      <w:r>
+        <w:rPr>
+          <w:lang w:val="es_ES" w:bidi="es_ES"/>
+        </w:rPr>
+        <w:t xml:space="preserve">verbe </w:t>
+      </w:r>
+      <w:r>
+        <w:rPr>
+          <w:lang w:val="es_ES" w:bidi="es_ES"/>
+        </w:rPr>
+        <w:t>|</w:t>
+      </w:r>
+      <w:r>
+        <w:rPr>
+          <w:lang w:val="es_ES" w:bidi="es_ES"/>
+        </w:rPr>
+        <w:t xml:space="preserve"> </w:t>
+      </w:r>
+      <w:r>
+        <w:rPr>
+          <w:lang w:val="es_ES" w:bidi="es_ES"/>
+        </w:rPr>
+        <w:t>ξενία</w:t>
+      </w:r>
+      <w:r>
+        <w:rPr>
+          <w:lang w:val="es_ES" w:bidi="es_ES"/>
+        </w:rPr>
+        <w:t xml:space="preserve"> · </w:t>
+      </w:r>
+      <w:r>
+        <w:rPr>
+          <w:lang w:val="es_ES" w:bidi="es_ES"/>
+        </w:rPr>
+        <w:t>ξενοδοχέω</w:t>
+      </w:r>
+      <w:r>
+        <w:rPr>
+          <w:lang w:val="es_ES" w:bidi="es_ES"/>
+        </w:rPr>
+        <w:t xml:space="preserve"> · </w:t>
+      </w:r>
+      <w:r>
+        <w:rPr>
+          <w:lang w:val="es_ES" w:bidi="es_ES"/>
+        </w:rPr>
+        <w:t>ξένος</w:t>
+      </w:r>
+      <w:r>
+        <w:rPr>
+          <w:lang w:val="es_ES" w:bidi="es_ES"/>
+        </w:rPr>
+        <w:t xml:space="preserve"> · </w:t>
+      </w:r>
+      <w:r>
+        <w:rPr>
+          <w:lang w:val="es_ES" w:bidi="es_ES"/>
+        </w:rPr>
+        <w:t>φιλοξενία</w:t>
+      </w:r>
+      <w:r>
+        <w:rPr>
+          <w:lang w:val="es_ES" w:bidi="es_ES"/>
+        </w:rPr>
+        <w:t xml:space="preserve"> · </w:t>
+      </w:r>
+      <w:r>
+        <w:rPr>
+          <w:lang w:val="es_ES" w:bidi="es_ES"/>
+        </w:rPr>
+        <w:t>φιλόξενος</w:t>
+      </w:r>
+    </w:p>
+    <w:p>
+      <w:pPr/>
+      <w:r>
+        <w:rPr>
+          <w:lang w:val="es_ES" w:bidi="es_ES"/>
+        </w:rPr>
+      </w:r>
+      <w:r>
+        <w:rPr>
+          <w:lang w:val="es_ES" w:bidi="es_ES"/>
+        </w:rPr>
+        <w:t>34.57</w:t>
+      </w:r>
+      <w:r>
+        <w:rPr>
+          <w:lang w:val="es_ES" w:bidi="es_ES"/>
+        </w:rPr>
+        <w:t xml:space="preserve"> · </w:t>
+      </w:r>
+      <w:r>
+        <w:rPr>
+          <w:lang w:val="es_ES" w:bidi="es_ES"/>
+        </w:rPr>
+        <w:t>Asociación</w:t>
+      </w:r>
+      <w:r>
+        <w:rPr>
+          <w:lang w:val="es_ES" w:bidi="es_ES"/>
+        </w:rPr>
+        <w:t xml:space="preserve"> · </w:t>
+      </w:r>
+      <w:r>
+        <w:rPr>
+          <w:lang w:val="es_ES" w:bidi="es_ES"/>
+        </w:rPr>
+        <w:t>Ser hospitalario</w:t>
+      </w:r>
+    </w:p>
+    <w:p>
+      <w:pPr/>
+      <w:r>
+        <w:rPr>
+          <w:lang w:val="es_ES" w:bidi="es_ES"/>
+        </w:rPr>
+      </w:r>
+      <w:r>
+        <w:rPr>
+          <w:lang w:val="es_ES" w:bidi="es_ES"/>
+        </w:rPr>
+        <w:t>mostrar hospitalidad</w:t>
+      </w:r>
+      <w:r>
+        <w:rPr>
+          <w:lang w:val="es_ES" w:bidi="es_ES"/>
+        </w:rPr>
+        <w:t xml:space="preserve">, </w:t>
+      </w:r>
+      <w:r>
+        <w:rPr>
+          <w:lang w:val="es_ES" w:bidi="es_ES"/>
+        </w:rPr>
+        <w:t>recibir a un extranjero como invitado</w:t>
+      </w:r>
+      <w:r>
+        <w:rPr>
+          <w:lang w:val="es_ES" w:bidi="es_ES"/>
+        </w:rPr>
+        <w:t xml:space="preserve">, </w:t>
+      </w:r>
+      <w:r>
+        <w:rPr>
+          <w:lang w:val="es_ES" w:bidi="es_ES"/>
+        </w:rPr>
+        <w:t>hospitalidad</w:t>
+      </w:r>
+      <w:r>
+        <w:rPr>
+          <w:lang w:val="es_ES" w:bidi="es_ES"/>
+        </w:rPr>
+        <w:t xml:space="preserve"> </w:t>
+      </w:r>
+      <w:r>
+        <w:rPr>
+          <w:lang w:val="es_ES" w:bidi="es_ES"/>
+        </w:rPr>
+        <w:t>recibir y mostrar hospitalidad a un forastero, es decir, a alguien que no es considerado miembro de la familia extendida o amigo cercano</w:t>
+      </w:r>
+      <w:r>
+        <w:rPr>
+          <w:lang w:val="es_ES" w:bidi="es_ES"/>
+        </w:rPr>
+        <w:t xml:space="preserve"> </w:t>
+      </w:r>
+      <w:r>
+        <w:rPr>
+          <w:lang w:val="es_ES" w:bidi="es_ES"/>
+        </w:rPr>
+        <w:t>Recibir a un extraño como invitado a veces se expresa idiomáticamente como "dejar que un extraño se siente en la mesa con uno", "ofrecer una cama a un extraño" o "dejar que un extraño entre en la casa".</w:t>
+      </w:r>
+    </w:p>
+    <w:p>
+      <w:pPr/>
+      <w:r>
+        <w:rPr>
+          <w:lang w:val="es_ES" w:bidi="es_ES"/>
+        </w:rPr>
+      </w:r>
+      <w:r>
+        <w:rPr>
+          <w:lang w:val="es_ES" w:bidi="es_ES"/>
+        </w:rPr>
+        <w:t>ACT 10:6</w:t>
+      </w:r>
+      <w:r>
+        <w:rPr>
+          <w:lang w:val="es_ES" w:bidi="es_ES"/>
+        </w:rPr>
+        <w:t xml:space="preserve"> · </w:t>
+      </w:r>
+      <w:r>
+        <w:rPr>
+          <w:lang w:val="es_ES" w:bidi="es_ES"/>
+        </w:rPr>
+        <w:t>ACT 10:18</w:t>
+      </w:r>
+      <w:r>
+        <w:rPr>
+          <w:lang w:val="es_ES" w:bidi="es_ES"/>
+        </w:rPr>
+        <w:t xml:space="preserve"> · </w:t>
+      </w:r>
+      <w:r>
+        <w:rPr>
+          <w:lang w:val="es_ES" w:bidi="es_ES"/>
+        </w:rPr>
+        <w:t>ACT 10:23</w:t>
+      </w:r>
+      <w:r>
+        <w:rPr>
+          <w:lang w:val="es_ES" w:bidi="es_ES"/>
+        </w:rPr>
+        <w:t xml:space="preserve"> · </w:t>
+      </w:r>
+      <w:r>
+        <w:rPr>
+          <w:lang w:val="es_ES" w:bidi="es_ES"/>
+        </w:rPr>
+        <w:t>ACT 10:32</w:t>
+      </w:r>
+      <w:r>
+        <w:rPr>
+          <w:lang w:val="es_ES" w:bidi="es_ES"/>
+        </w:rPr>
+        <w:t xml:space="preserve"> · </w:t>
+      </w:r>
+      <w:r>
+        <w:rPr>
+          <w:lang w:val="es_ES" w:bidi="es_ES"/>
+        </w:rPr>
+        <w:t>ACT 21:16</w:t>
+      </w:r>
+      <w:r>
+        <w:rPr>
+          <w:lang w:val="es_ES" w:bidi="es_ES"/>
+        </w:rPr>
+        <w:t xml:space="preserve"> · </w:t>
+      </w:r>
+      <w:r>
+        <w:rPr>
+          <w:lang w:val="es_ES" w:bidi="es_ES"/>
+        </w:rPr>
+        <w:t>ACT 28:7</w:t>
+      </w:r>
+      <w:r>
+        <w:rPr>
+          <w:lang w:val="es_ES" w:bidi="es_ES"/>
+        </w:rPr>
+        <w:t xml:space="preserve"> · </w:t>
+      </w:r>
+      <w:r>
+        <w:rPr>
+          <w:lang w:val="es_ES" w:bidi="es_ES"/>
+        </w:rPr>
+        <w:t>HEB 13:2</w:t>
+      </w:r>
+    </w:p>
+    <w:p>
+      <w:pPr/>
+      <w:r>
+        <w:rPr>
+          <w:lang w:val="es_ES" w:bidi="es_ES"/>
+        </w:rPr>
+      </w:r>
+      <w:r>
+        <w:rPr>
+          <w:lang w:val="es_ES" w:bidi="es_ES"/>
+        </w:rPr>
+        <w:t>25.206</w:t>
+      </w:r>
+      <w:r>
+        <w:rPr>
+          <w:lang w:val="es_ES" w:bidi="es_ES"/>
+        </w:rPr>
+        <w:t xml:space="preserve"> · </w:t>
+      </w:r>
+      <w:r>
+        <w:rPr>
+          <w:lang w:val="es_ES" w:bidi="es_ES"/>
+        </w:rPr>
+        <w:t>(ξενίζομαι)</w:t>
+      </w:r>
+      <w:r>
+        <w:rPr>
+          <w:lang w:val="es_ES" w:bidi="es_ES"/>
+        </w:rPr>
+        <w:t xml:space="preserve"> · </w:t>
+      </w:r>
+      <w:r>
+        <w:rPr>
+          <w:lang w:val="es_ES" w:bidi="es_ES"/>
+        </w:rPr>
+        <w:t>Actitudes y Emociones</w:t>
+      </w:r>
+      <w:r>
+        <w:rPr>
+          <w:lang w:val="es_ES" w:bidi="es_ES"/>
+        </w:rPr>
+        <w:t xml:space="preserve"> · </w:t>
+      </w:r>
+      <w:r>
+        <w:rPr>
+          <w:lang w:val="es_ES" w:bidi="es_ES"/>
+        </w:rPr>
+        <w:t>Sorpresa, Asombro</w:t>
+      </w:r>
+    </w:p>
+    <w:p>
+      <w:pPr/>
+      <w:r>
+        <w:rPr>
+          <w:lang w:val="es_ES" w:bidi="es_ES"/>
+        </w:rPr>
+      </w:r>
+      <w:r>
+        <w:rPr>
+          <w:lang w:val="es_ES" w:bidi="es_ES"/>
+        </w:rPr>
+        <w:t>estar sorprendido</w:t>
+      </w:r>
+      <w:r>
+        <w:rPr>
+          <w:lang w:val="es_ES" w:bidi="es_ES"/>
+        </w:rPr>
+        <w:t xml:space="preserve"> </w:t>
+      </w:r>
+      <w:r>
+        <w:rPr>
+          <w:lang w:val="es_ES" w:bidi="es_ES"/>
+        </w:rPr>
+        <w:t xml:space="preserve">(compare </w:t>
+      </w:r>
+      <w:r>
+        <w:rPr>
+          <w:lang w:val="es_ES" w:bidi="es_ES"/>
+        </w:rPr>
+        <w:t>ξένος</w:t>
+      </w:r>
+      <w:r>
+        <w:rPr>
+          <w:lang w:val="es_ES" w:bidi="es_ES"/>
+        </w:rPr>
+        <w:t xml:space="preserve"> 'desconocido, sorprendente', </w:t>
+      </w:r>
       <w:hyperlink r:id="rId16">
-        <w:r>
-          <w:rPr>
-            <w:lang w:val="es_ES" w:bidi="es_ES"/>
-          </w:rPr>
-          <w:rPr>
-            <w:color w:val="0000EE"/>
-            <w:u w:val="single"/>
-          </w:rPr>
-          <w:t>ACT 28:23</w:t>
-        </w:r>
-      </w:hyperlink>
-      <w:r>
-        <w:rPr>
-          <w:lang w:val="es_ES" w:bidi="es_ES"/>
-        </w:rPr>
-        <w:t xml:space="preserve"> y S:</w:t>
-      </w:r>
-      <w:hyperlink r:id="rId17">
-        <w:r>
-          <w:rPr>
-            <w:lang w:val="es_ES" w:bidi="es_ES"/>
-          </w:rPr>
-          <w:rPr>
-            <w:color w:val="0000EE"/>
-            <w:u w:val="single"/>
-          </w:rPr>
-          <w:t>PHM 1:22</w:t>
-        </w:r>
-      </w:hyperlink>
-      <w:r>
-        <w:rPr>
-          <w:lang w:val="es_ES" w:bidi="es_ES"/>
-        </w:rPr>
-        <w:t xml:space="preserve"> como hospitalidad o la actividad que involucra recibir a un invitado (ver D:34.57). Este es el significado más común de ξενία, pero encaja menos en los dos contextos en que ξενία aparece en el NT.</w:t>
-      </w:r>
-      <w:r>
-        <w:rPr>
-          <w:lang w:val="es_ES" w:bidi="es_ES"/>
-        </w:rPr>
-      </w:r>
-      <w:r>
-        <w:rPr>
-          <w:lang w:val="es_ES" w:bidi="es_ES"/>
-        </w:rPr>
-      </w:r>
-    </w:p>
-    <w:p>
-      <w:pPr/>
-      <w:r>
-        <w:rPr>
-          <w:lang w:val="es_ES" w:bidi="es_ES"/>
-        </w:rPr>
-      </w:r>
-    </w:p>
-    <w:p>
-      <w:pPr>
-        <w:pStyle w:val="Heading2"/>
-      </w:pPr>
-      <w:r>
-        <w:rPr>
-          <w:lang w:val="es_ES" w:bidi="es_ES"/>
-        </w:rPr>
-        <w:t>ξενίζω</w:t>
-      </w:r>
-      <w:r>
-        <w:rPr>
-          <w:lang w:val="es_ES" w:bidi="es_ES"/>
-        </w:rPr>
-      </w:r>
-    </w:p>
-    <w:p>
-      <w:pPr>
-        <w:pStyle w:val="Heading1"/>
-      </w:pPr>
-      <w:r>
-        <w:rPr>
-          <w:lang w:val="es_ES" w:bidi="es_ES"/>
-        </w:rPr>
-        <w:t>ξενίζω</w:t>
-      </w:r>
-    </w:p>
-    <w:p>
-      <w:pPr/>
-      <w:r>
-        <w:rPr>
-          <w:lang w:val="es_ES" w:bidi="es_ES"/>
-        </w:rPr>
-      </w:r>
-      <w:r>
-        <w:rPr>
-          <w:lang w:val="es_ES" w:bidi="es_ES"/>
-        </w:rPr>
-        <w:t>ξενίζω</w:t>
-      </w:r>
-      <w:r>
-        <w:rPr>
-          <w:lang w:val="es_ES" w:bidi="es_ES"/>
-        </w:rPr>
-        <w:t xml:space="preserve"> (</w:t>
-      </w:r>
-      <w:r>
-        <w:rPr>
-          <w:lang w:val="es_ES" w:bidi="es_ES"/>
-        </w:rPr>
-        <w:t>G3579</w:t>
-      </w:r>
-      <w:r>
-        <w:rPr>
-          <w:lang w:val="es_ES" w:bidi="es_ES"/>
-        </w:rPr>
-        <w:t xml:space="preserve">) — </w:t>
-      </w:r>
-      <w:r>
-        <w:rPr>
-          <w:lang w:val="es_ES" w:bidi="es_ES"/>
-        </w:rPr>
-        <w:t>ξενίζομαι</w:t>
-      </w:r>
-    </w:p>
-    <w:p>
-      <w:pPr/>
-      <w:r>
-        <w:rPr>
-          <w:lang w:val="es_ES" w:bidi="es_ES"/>
-        </w:rPr>
-      </w:r>
-      <w:r>
-        <w:rPr>
-          <w:lang w:val="es_ES" w:bidi="es_ES"/>
-        </w:rPr>
-        <w:t xml:space="preserve">verbe </w:t>
-      </w:r>
-      <w:r>
-        <w:rPr>
-          <w:lang w:val="es_ES" w:bidi="es_ES"/>
-        </w:rPr>
-        <w:t>|</w:t>
-      </w:r>
-      <w:r>
-        <w:rPr>
-          <w:lang w:val="es_ES" w:bidi="es_ES"/>
-        </w:rPr>
-        <w:t xml:space="preserve"> </w:t>
-      </w:r>
-      <w:r>
-        <w:rPr>
-          <w:lang w:val="es_ES" w:bidi="es_ES"/>
-        </w:rPr>
-        <w:t>ξενία</w:t>
-      </w:r>
-      <w:r>
-        <w:rPr>
-          <w:lang w:val="es_ES" w:bidi="es_ES"/>
-        </w:rPr>
-        <w:t xml:space="preserve"> · </w:t>
-      </w:r>
-      <w:r>
-        <w:rPr>
-          <w:lang w:val="es_ES" w:bidi="es_ES"/>
-        </w:rPr>
-        <w:t>ξενοδοχέω</w:t>
-      </w:r>
-      <w:r>
-        <w:rPr>
-          <w:lang w:val="es_ES" w:bidi="es_ES"/>
-        </w:rPr>
-        <w:t xml:space="preserve"> · </w:t>
-      </w:r>
-      <w:r>
-        <w:rPr>
-          <w:lang w:val="es_ES" w:bidi="es_ES"/>
-        </w:rPr>
-        <w:t>ξένος</w:t>
-      </w:r>
-      <w:r>
-        <w:rPr>
-          <w:lang w:val="es_ES" w:bidi="es_ES"/>
-        </w:rPr>
-        <w:t xml:space="preserve"> · </w:t>
-      </w:r>
-      <w:r>
-        <w:rPr>
-          <w:lang w:val="es_ES" w:bidi="es_ES"/>
-        </w:rPr>
-        <w:t>φιλοξενία</w:t>
-      </w:r>
-      <w:r>
-        <w:rPr>
-          <w:lang w:val="es_ES" w:bidi="es_ES"/>
-        </w:rPr>
-        <w:t xml:space="preserve"> · </w:t>
-      </w:r>
-      <w:r>
-        <w:rPr>
-          <w:lang w:val="es_ES" w:bidi="es_ES"/>
-        </w:rPr>
-        <w:t>φιλόξενος</w:t>
-      </w:r>
-    </w:p>
-    <w:p>
-      <w:pPr/>
-      <w:r>
-        <w:rPr>
-          <w:lang w:val="es_ES" w:bidi="es_ES"/>
-        </w:rPr>
-      </w:r>
-      <w:r>
-        <w:rPr>
-          <w:lang w:val="es_ES" w:bidi="es_ES"/>
-        </w:rPr>
-        <w:t>34.57</w:t>
-      </w:r>
-      <w:r>
-        <w:rPr>
-          <w:lang w:val="es_ES" w:bidi="es_ES"/>
-        </w:rPr>
-        <w:t xml:space="preserve"> · </w:t>
-      </w:r>
-      <w:r>
-        <w:rPr>
-          <w:lang w:val="es_ES" w:bidi="es_ES"/>
-        </w:rPr>
-        <w:t>Asociación</w:t>
-      </w:r>
-      <w:r>
-        <w:rPr>
-          <w:lang w:val="es_ES" w:bidi="es_ES"/>
-        </w:rPr>
-        <w:t xml:space="preserve"> · </w:t>
-      </w:r>
-      <w:r>
-        <w:rPr>
-          <w:lang w:val="es_ES" w:bidi="es_ES"/>
-        </w:rPr>
-        <w:t>Ser hospitalario</w:t>
-      </w:r>
-    </w:p>
-    <w:p>
-      <w:pPr/>
-      <w:r>
-        <w:rPr>
-          <w:lang w:val="es_ES" w:bidi="es_ES"/>
-        </w:rPr>
-      </w:r>
-      <w:r>
-        <w:rPr>
-          <w:lang w:val="es_ES" w:bidi="es_ES"/>
-        </w:rPr>
-        <w:t>mostrar hospitalidad</w:t>
-      </w:r>
-      <w:r>
-        <w:rPr>
-          <w:lang w:val="es_ES" w:bidi="es_ES"/>
-        </w:rPr>
-        <w:t xml:space="preserve">, </w:t>
-      </w:r>
-      <w:r>
-        <w:rPr>
-          <w:lang w:val="es_ES" w:bidi="es_ES"/>
-        </w:rPr>
-        <w:t>recibir a un extranjero como invitado</w:t>
-      </w:r>
-      <w:r>
-        <w:rPr>
-          <w:lang w:val="es_ES" w:bidi="es_ES"/>
-        </w:rPr>
-        <w:t xml:space="preserve">, </w:t>
-      </w:r>
-      <w:r>
-        <w:rPr>
-          <w:lang w:val="es_ES" w:bidi="es_ES"/>
-        </w:rPr>
-        <w:t>hospitalidad</w:t>
-      </w:r>
-      <w:r>
-        <w:rPr>
-          <w:lang w:val="es_ES" w:bidi="es_ES"/>
-        </w:rPr>
-        <w:t xml:space="preserve"> </w:t>
-      </w:r>
-      <w:r>
-        <w:rPr>
-          <w:lang w:val="es_ES" w:bidi="es_ES"/>
-        </w:rPr>
-        <w:t>recibir y mostrar hospitalidad a un forastero, es decir, a alguien que no es considerado miembro de la familia extendida o amigo cercano</w:t>
-      </w:r>
-      <w:r>
-        <w:rPr>
-          <w:lang w:val="es_ES" w:bidi="es_ES"/>
-        </w:rPr>
-        <w:t xml:space="preserve"> </w:t>
-      </w:r>
-      <w:r>
-        <w:rPr>
-          <w:lang w:val="es_ES" w:bidi="es_ES"/>
-        </w:rPr>
-        <w:t>Recibir a un extraño como invitado a veces se expresa idiomáticamente como "dejar que un extraño se siente en la mesa con uno", "ofrecer una cama a un extraño" o "dejar que un extraño entre en la casa".</w:t>
-      </w:r>
-    </w:p>
-    <w:p>
-      <w:pPr/>
-      <w:r>
-        <w:rPr>
-          <w:lang w:val="es_ES" w:bidi="es_ES"/>
-        </w:rPr>
-      </w:r>
-      <w:hyperlink r:id="rId19">
-        <w:r>
-          <w:rPr>
-            <w:lang w:val="es_ES" w:bidi="es_ES"/>
-          </w:rPr>
-          <w:rPr>
-            <w:color w:val="0000EE"/>
-            <w:u w:val="single"/>
-          </w:rPr>
-          <w:t>ACT 10:6</w:t>
-        </w:r>
-      </w:hyperlink>
-      <w:r>
-        <w:rPr>
-          <w:lang w:val="es_ES" w:bidi="es_ES"/>
-        </w:rPr>
-        <w:t xml:space="preserve"> · </w:t>
-      </w:r>
-      <w:hyperlink r:id="rId20">
-        <w:r>
-          <w:rPr>
-            <w:lang w:val="es_ES" w:bidi="es_ES"/>
-          </w:rPr>
-          <w:rPr>
-            <w:color w:val="0000EE"/>
-            <w:u w:val="single"/>
-          </w:rPr>
-          <w:t>ACT 10:18</w:t>
-        </w:r>
-      </w:hyperlink>
-      <w:r>
-        <w:rPr>
-          <w:lang w:val="es_ES" w:bidi="es_ES"/>
-        </w:rPr>
-        <w:t xml:space="preserve"> · </w:t>
-      </w:r>
-      <w:hyperlink r:id="rId21">
-        <w:r>
-          <w:rPr>
-            <w:lang w:val="es_ES" w:bidi="es_ES"/>
-          </w:rPr>
-          <w:rPr>
-            <w:color w:val="0000EE"/>
-            <w:u w:val="single"/>
-          </w:rPr>
-          <w:t>ACT 10:23</w:t>
-        </w:r>
-      </w:hyperlink>
-      <w:r>
-        <w:rPr>
-          <w:lang w:val="es_ES" w:bidi="es_ES"/>
-        </w:rPr>
-        <w:t xml:space="preserve"> · </w:t>
-      </w:r>
-      <w:hyperlink r:id="rId22">
-        <w:r>
-          <w:rPr>
-            <w:lang w:val="es_ES" w:bidi="es_ES"/>
-          </w:rPr>
-          <w:rPr>
-            <w:color w:val="0000EE"/>
-            <w:u w:val="single"/>
-          </w:rPr>
-          <w:t>ACT 10:32</w:t>
-        </w:r>
-      </w:hyperlink>
-      <w:r>
-        <w:rPr>
-          <w:lang w:val="es_ES" w:bidi="es_ES"/>
-        </w:rPr>
-        <w:t xml:space="preserve"> · </w:t>
-      </w:r>
-      <w:hyperlink r:id="rId23">
-        <w:r>
-          <w:rPr>
-            <w:lang w:val="es_ES" w:bidi="es_ES"/>
-          </w:rPr>
-          <w:rPr>
-            <w:color w:val="0000EE"/>
-            <w:u w:val="single"/>
-          </w:rPr>
-          <w:t>ACT 21:16</w:t>
-        </w:r>
-      </w:hyperlink>
-      <w:r>
-        <w:rPr>
-          <w:lang w:val="es_ES" w:bidi="es_ES"/>
-        </w:rPr>
-        <w:t xml:space="preserve"> · </w:t>
-      </w:r>
-      <w:hyperlink r:id="rId24">
-        <w:r>
-          <w:rPr>
-            <w:lang w:val="es_ES" w:bidi="es_ES"/>
-          </w:rPr>
-          <w:rPr>
-            <w:color w:val="0000EE"/>
-            <w:u w:val="single"/>
-          </w:rPr>
-          <w:t>ACT 28:7</w:t>
-        </w:r>
-      </w:hyperlink>
-      <w:r>
-        <w:rPr>
-          <w:lang w:val="es_ES" w:bidi="es_ES"/>
-        </w:rPr>
-        <w:t xml:space="preserve"> · </w:t>
-      </w:r>
-      <w:hyperlink r:id="rId25">
-        <w:r>
-          <w:rPr>
-            <w:lang w:val="es_ES" w:bidi="es_ES"/>
-          </w:rPr>
-          <w:rPr>
-            <w:color w:val="0000EE"/>
-            <w:u w:val="single"/>
-          </w:rPr>
-          <w:t>HEB 13:2</w:t>
-        </w:r>
-      </w:hyperlink>
-    </w:p>
-    <w:p>
-      <w:pPr/>
-      <w:r>
-        <w:rPr>
-          <w:lang w:val="es_ES" w:bidi="es_ES"/>
-        </w:rPr>
-      </w:r>
-      <w:r>
-        <w:rPr>
-          <w:lang w:val="es_ES" w:bidi="es_ES"/>
-        </w:rPr>
-        <w:t>25.206</w:t>
-      </w:r>
-      <w:r>
-        <w:rPr>
-          <w:lang w:val="es_ES" w:bidi="es_ES"/>
-        </w:rPr>
-        <w:t xml:space="preserve"> · </w:t>
-      </w:r>
-      <w:r>
-        <w:rPr>
-          <w:lang w:val="es_ES" w:bidi="es_ES"/>
-        </w:rPr>
-        <w:t>(ξενίζομαι)</w:t>
-      </w:r>
-      <w:r>
-        <w:rPr>
-          <w:lang w:val="es_ES" w:bidi="es_ES"/>
-        </w:rPr>
-        <w:t xml:space="preserve"> · </w:t>
-      </w:r>
-      <w:r>
-        <w:rPr>
-          <w:lang w:val="es_ES" w:bidi="es_ES"/>
-        </w:rPr>
-        <w:t>Actitudes y Emociones</w:t>
-      </w:r>
-      <w:r>
-        <w:rPr>
-          <w:lang w:val="es_ES" w:bidi="es_ES"/>
-        </w:rPr>
-        <w:t xml:space="preserve"> · </w:t>
-      </w:r>
-      <w:r>
-        <w:rPr>
-          <w:lang w:val="es_ES" w:bidi="es_ES"/>
-        </w:rPr>
-        <w:t>Sorpresa, Asombro</w:t>
-      </w:r>
-    </w:p>
-    <w:p>
-      <w:pPr/>
-      <w:r>
-        <w:rPr>
-          <w:lang w:val="es_ES" w:bidi="es_ES"/>
-        </w:rPr>
-      </w:r>
-      <w:r>
-        <w:rPr>
-          <w:lang w:val="es_ES" w:bidi="es_ES"/>
-        </w:rPr>
-        <w:t>estar sorprendido</w:t>
-      </w:r>
-      <w:r>
-        <w:rPr>
-          <w:lang w:val="es_ES" w:bidi="es_ES"/>
-        </w:rPr>
-        <w:t xml:space="preserve"> </w:t>
-      </w:r>
-      <w:r>
-        <w:rPr>
-          <w:lang w:val="es_ES" w:bidi="es_ES"/>
-        </w:rPr>
-        <w:t xml:space="preserve">(compare </w:t>
-      </w:r>
-      <w:r>
-        <w:rPr>
-          <w:lang w:val="es_ES" w:bidi="es_ES"/>
-        </w:rPr>
-        <w:t>ξένος</w:t>
-      </w:r>
-      <w:r>
-        <w:rPr>
-          <w:lang w:val="es_ES" w:bidi="es_ES"/>
-        </w:rPr>
-        <w:t xml:space="preserve"> 'desconocido, sorprendente', </w:t>
-      </w:r>
-      <w:hyperlink r:id="rId26">
         <w:r>
           <w:rPr>
             <w:lang w:val="es_ES" w:bidi="es_ES"/>
@@ -1373,54 +1277,36 @@
           <w:lang w:val="es_ES" w:bidi="es_ES"/>
         </w:rPr>
       </w:r>
-      <w:hyperlink r:id="rId27">
-        <w:r>
-          <w:rPr>
-            <w:lang w:val="es_ES" w:bidi="es_ES"/>
-          </w:rPr>
-          <w:rPr>
-            <w:color w:val="0000EE"/>
-            <w:u w:val="single"/>
-          </w:rPr>
-          <w:t>ACT 17:20</w:t>
-        </w:r>
-      </w:hyperlink>
-      <w:r>
-        <w:rPr>
-          <w:lang w:val="es_ES" w:bidi="es_ES"/>
-        </w:rPr>
-        <w:t xml:space="preserve"> · </w:t>
-      </w:r>
-      <w:hyperlink r:id="rId28">
-        <w:r>
-          <w:rPr>
-            <w:lang w:val="es_ES" w:bidi="es_ES"/>
-          </w:rPr>
-          <w:rPr>
-            <w:color w:val="0000EE"/>
-            <w:u w:val="single"/>
-          </w:rPr>
-          <w:t>1PE 4:4</w:t>
-        </w:r>
-      </w:hyperlink>
-      <w:r>
-        <w:rPr>
-          <w:lang w:val="es_ES" w:bidi="es_ES"/>
-        </w:rPr>
-        <w:t xml:space="preserve"> · </w:t>
-      </w:r>
-      <w:hyperlink r:id="rId29">
-        <w:r>
-          <w:rPr>
-            <w:lang w:val="es_ES" w:bidi="es_ES"/>
-          </w:rPr>
-          <w:rPr>
-            <w:color w:val="0000EE"/>
-            <w:u w:val="single"/>
-          </w:rPr>
-          <w:t>1PE 4:12</w:t>
-        </w:r>
-      </w:hyperlink>
+      <w:r>
+        <w:rPr>
+          <w:lang w:val="es_ES" w:bidi="es_ES"/>
+        </w:rPr>
+        <w:t>ACT 17:20</w:t>
+      </w:r>
+      <w:r>
+        <w:rPr>
+          <w:lang w:val="es_ES" w:bidi="es_ES"/>
+        </w:rPr>
+        <w:t xml:space="preserve"> · </w:t>
+      </w:r>
+      <w:r>
+        <w:rPr>
+          <w:lang w:val="es_ES" w:bidi="es_ES"/>
+        </w:rPr>
+        <w:t>1PE 4:4</w:t>
+      </w:r>
+      <w:r>
+        <w:rPr>
+          <w:lang w:val="es_ES" w:bidi="es_ES"/>
+        </w:rPr>
+        <w:t xml:space="preserve"> · </w:t>
+      </w:r>
+      <w:r>
+        <w:rPr>
+          <w:lang w:val="es_ES" w:bidi="es_ES"/>
+        </w:rPr>
+        <w:t>1PE 4:12</w:t>
+      </w:r>
       <w:r>
         <w:rPr>
           <w:lang w:val="es_ES" w:bidi="es_ES"/>
@@ -1632,18 +1518,12 @@
           <w:lang w:val="es_ES" w:bidi="es_ES"/>
         </w:rPr>
       </w:r>
-      <w:hyperlink r:id="rId30">
-        <w:r>
-          <w:rPr>
-            <w:lang w:val="es_ES" w:bidi="es_ES"/>
-          </w:rPr>
-          <w:rPr>
-            <w:color w:val="0000EE"/>
-            <w:u w:val="single"/>
-          </w:rPr>
-          <w:t>1TI 5:10</w:t>
-        </w:r>
-      </w:hyperlink>
+      <w:r>
+        <w:rPr>
+          <w:lang w:val="es_ES" w:bidi="es_ES"/>
+        </w:rPr>
+        <w:t>1TI 5:10</w:t>
+      </w:r>
       <w:r>
         <w:rPr>
           <w:lang w:val="es_ES" w:bidi="es_ES"/>
@@ -1861,72 +1741,48 @@
           <w:lang w:val="es_ES" w:bidi="es_ES"/>
         </w:rPr>
       </w:r>
-      <w:hyperlink r:id="rId31">
-        <w:r>
-          <w:rPr>
-            <w:lang w:val="es_ES" w:bidi="es_ES"/>
-          </w:rPr>
-          <w:rPr>
-            <w:color w:val="0000EE"/>
-            <w:u w:val="single"/>
-          </w:rPr>
-          <w:t>MAT 27:7</w:t>
-        </w:r>
-      </w:hyperlink>
-      <w:r>
-        <w:rPr>
-          <w:lang w:val="es_ES" w:bidi="es_ES"/>
-        </w:rPr>
-        <w:t xml:space="preserve"> · </w:t>
-      </w:r>
-      <w:hyperlink r:id="rId32">
-        <w:r>
-          <w:rPr>
-            <w:lang w:val="es_ES" w:bidi="es_ES"/>
-          </w:rPr>
-          <w:rPr>
-            <w:color w:val="0000EE"/>
-            <w:u w:val="single"/>
-          </w:rPr>
-          <w:t>ACT 17:18</w:t>
-        </w:r>
-      </w:hyperlink>
-      <w:r>
-        <w:rPr>
-          <w:lang w:val="es_ES" w:bidi="es_ES"/>
-        </w:rPr>
-        <w:t xml:space="preserve"> · </w:t>
-      </w:r>
-      <w:hyperlink r:id="rId33">
-        <w:r>
-          <w:rPr>
-            <w:lang w:val="es_ES" w:bidi="es_ES"/>
-          </w:rPr>
-          <w:rPr>
-            <w:color w:val="0000EE"/>
-            <w:u w:val="single"/>
-          </w:rPr>
-          <w:t>HEB 13:9</w:t>
-        </w:r>
-      </w:hyperlink>
-      <w:r>
-        <w:rPr>
-          <w:lang w:val="es_ES" w:bidi="es_ES"/>
-        </w:rPr>
-        <w:t xml:space="preserve"> · </w:t>
-      </w:r>
-      <w:hyperlink r:id="rId29">
-        <w:r>
-          <w:rPr>
-            <w:lang w:val="es_ES" w:bidi="es_ES"/>
-          </w:rPr>
-          <w:rPr>
-            <w:color w:val="0000EE"/>
-            <w:u w:val="single"/>
-          </w:rPr>
-          <w:t>1PE 4:12</w:t>
-        </w:r>
-      </w:hyperlink>
+      <w:r>
+        <w:rPr>
+          <w:lang w:val="es_ES" w:bidi="es_ES"/>
+        </w:rPr>
+        <w:t>MAT 27:7</w:t>
+      </w:r>
+      <w:r>
+        <w:rPr>
+          <w:lang w:val="es_ES" w:bidi="es_ES"/>
+        </w:rPr>
+        <w:t xml:space="preserve"> · </w:t>
+      </w:r>
+      <w:r>
+        <w:rPr>
+          <w:lang w:val="es_ES" w:bidi="es_ES"/>
+        </w:rPr>
+        <w:t>ACT 17:18</w:t>
+      </w:r>
+      <w:r>
+        <w:rPr>
+          <w:lang w:val="es_ES" w:bidi="es_ES"/>
+        </w:rPr>
+        <w:t xml:space="preserve"> · </w:t>
+      </w:r>
+      <w:r>
+        <w:rPr>
+          <w:lang w:val="es_ES" w:bidi="es_ES"/>
+        </w:rPr>
+        <w:t>HEB 13:9</w:t>
+      </w:r>
+      <w:r>
+        <w:rPr>
+          <w:lang w:val="es_ES" w:bidi="es_ES"/>
+        </w:rPr>
+        <w:t xml:space="preserve"> · </w:t>
+      </w:r>
+      <w:r>
+        <w:rPr>
+          <w:lang w:val="es_ES" w:bidi="es_ES"/>
+        </w:rPr>
+        <w:t>1PE 4:12</w:t>
+      </w:r>
     </w:p>
     <w:p>
       <w:pPr/>
@@ -2067,162 +1923,108 @@
           <w:lang w:val="es_ES" w:bidi="es_ES"/>
         </w:rPr>
       </w:r>
-      <w:hyperlink r:id="rId34">
-        <w:r>
-          <w:rPr>
-            <w:lang w:val="es_ES" w:bidi="es_ES"/>
-          </w:rPr>
-          <w:rPr>
-            <w:color w:val="0000EE"/>
-            <w:u w:val="single"/>
-          </w:rPr>
-          <w:t>MAT 25:35</w:t>
-        </w:r>
-      </w:hyperlink>
-      <w:r>
-        <w:rPr>
-          <w:lang w:val="es_ES" w:bidi="es_ES"/>
-        </w:rPr>
-        <w:t xml:space="preserve"> · </w:t>
-      </w:r>
-      <w:hyperlink r:id="rId35">
-        <w:r>
-          <w:rPr>
-            <w:lang w:val="es_ES" w:bidi="es_ES"/>
-          </w:rPr>
-          <w:rPr>
-            <w:color w:val="0000EE"/>
-            <w:u w:val="single"/>
-          </w:rPr>
-          <w:t>MAT 25:38</w:t>
-        </w:r>
-      </w:hyperlink>
-      <w:r>
-        <w:rPr>
-          <w:lang w:val="es_ES" w:bidi="es_ES"/>
-        </w:rPr>
-        <w:t xml:space="preserve"> · </w:t>
-      </w:r>
-      <w:hyperlink r:id="rId36">
-        <w:r>
-          <w:rPr>
-            <w:lang w:val="es_ES" w:bidi="es_ES"/>
-          </w:rPr>
-          <w:rPr>
-            <w:color w:val="0000EE"/>
-            <w:u w:val="single"/>
-          </w:rPr>
-          <w:t>MAT 25:43</w:t>
-        </w:r>
-      </w:hyperlink>
-      <w:r>
-        <w:rPr>
-          <w:lang w:val="es_ES" w:bidi="es_ES"/>
-        </w:rPr>
-        <w:t xml:space="preserve"> · </w:t>
-      </w:r>
-      <w:hyperlink r:id="rId37">
-        <w:r>
-          <w:rPr>
-            <w:lang w:val="es_ES" w:bidi="es_ES"/>
-          </w:rPr>
-          <w:rPr>
-            <w:color w:val="0000EE"/>
-            <w:u w:val="single"/>
-          </w:rPr>
-          <w:t>MAT 25:44</w:t>
-        </w:r>
-      </w:hyperlink>
-      <w:r>
-        <w:rPr>
-          <w:lang w:val="es_ES" w:bidi="es_ES"/>
-        </w:rPr>
-        <w:t xml:space="preserve"> · </w:t>
-      </w:r>
-      <w:hyperlink r:id="rId38">
-        <w:r>
-          <w:rPr>
-            <w:lang w:val="es_ES" w:bidi="es_ES"/>
-          </w:rPr>
-          <w:rPr>
-            <w:color w:val="0000EE"/>
-            <w:u w:val="single"/>
-          </w:rPr>
-          <w:t>ACT 17:21</w:t>
-        </w:r>
-      </w:hyperlink>
-      <w:r>
-        <w:rPr>
-          <w:lang w:val="es_ES" w:bidi="es_ES"/>
-        </w:rPr>
-        <w:t xml:space="preserve"> · </w:t>
-      </w:r>
-      <w:hyperlink r:id="rId39">
-        <w:r>
-          <w:rPr>
-            <w:lang w:val="es_ES" w:bidi="es_ES"/>
-          </w:rPr>
-          <w:rPr>
-            <w:color w:val="0000EE"/>
-            <w:u w:val="single"/>
-          </w:rPr>
-          <w:t>EPH 2:12</w:t>
-        </w:r>
-      </w:hyperlink>
-      <w:r>
-        <w:rPr>
-          <w:lang w:val="es_ES" w:bidi="es_ES"/>
-        </w:rPr>
-        <w:t xml:space="preserve"> · </w:t>
-      </w:r>
-      <w:hyperlink r:id="rId40">
-        <w:r>
-          <w:rPr>
-            <w:lang w:val="es_ES" w:bidi="es_ES"/>
-          </w:rPr>
-          <w:rPr>
-            <w:color w:val="0000EE"/>
-            <w:u w:val="single"/>
-          </w:rPr>
-          <w:t>EPH 2:19</w:t>
-        </w:r>
-      </w:hyperlink>
-      <w:r>
-        <w:rPr>
-          <w:lang w:val="es_ES" w:bidi="es_ES"/>
-        </w:rPr>
-        <w:t xml:space="preserve"> · </w:t>
-      </w:r>
-      <w:hyperlink r:id="rId41">
-        <w:r>
-          <w:rPr>
-            <w:lang w:val="es_ES" w:bidi="es_ES"/>
-          </w:rPr>
-          <w:rPr>
-            <w:color w:val="0000EE"/>
-            <w:u w:val="single"/>
-          </w:rPr>
-          <w:t>HEB 11:13</w:t>
-        </w:r>
-      </w:hyperlink>
-      <w:r>
-        <w:rPr>
-          <w:lang w:val="es_ES" w:bidi="es_ES"/>
-        </w:rPr>
-        <w:t xml:space="preserve"> · </w:t>
-      </w:r>
-      <w:hyperlink r:id="rId42">
-        <w:r>
-          <w:rPr>
-            <w:lang w:val="es_ES" w:bidi="es_ES"/>
-          </w:rPr>
-          <w:rPr>
-            <w:color w:val="0000EE"/>
-            <w:u w:val="single"/>
-          </w:rPr>
-          <w:t>3JN 1:5</w:t>
-        </w:r>
-      </w:hyperlink>
+      <w:r>
+        <w:rPr>
+          <w:lang w:val="es_ES" w:bidi="es_ES"/>
+        </w:rPr>
+        <w:t>MAT 25:35</w:t>
+      </w:r>
+      <w:r>
+        <w:rPr>
+          <w:lang w:val="es_ES" w:bidi="es_ES"/>
+        </w:rPr>
+        <w:t xml:space="preserve"> · </w:t>
+      </w:r>
+      <w:r>
+        <w:rPr>
+          <w:lang w:val="es_ES" w:bidi="es_ES"/>
+        </w:rPr>
+        <w:t>MAT 25:38</w:t>
+      </w:r>
+      <w:r>
+        <w:rPr>
+          <w:lang w:val="es_ES" w:bidi="es_ES"/>
+        </w:rPr>
+        <w:t xml:space="preserve"> · </w:t>
+      </w:r>
+      <w:r>
+        <w:rPr>
+          <w:lang w:val="es_ES" w:bidi="es_ES"/>
+        </w:rPr>
+        <w:t>MAT 25:43</w:t>
+      </w:r>
+      <w:r>
+        <w:rPr>
+          <w:lang w:val="es_ES" w:bidi="es_ES"/>
+        </w:rPr>
+        <w:t xml:space="preserve"> · </w:t>
+      </w:r>
+      <w:r>
+        <w:rPr>
+          <w:lang w:val="es_ES" w:bidi="es_ES"/>
+        </w:rPr>
+        <w:t>MAT 25:44</w:t>
+      </w:r>
+      <w:r>
+        <w:rPr>
+          <w:lang w:val="es_ES" w:bidi="es_ES"/>
+        </w:rPr>
+        <w:t xml:space="preserve"> · </w:t>
+      </w:r>
+      <w:r>
+        <w:rPr>
+          <w:lang w:val="es_ES" w:bidi="es_ES"/>
+        </w:rPr>
+        <w:t>ACT 17:21</w:t>
+      </w:r>
+      <w:r>
+        <w:rPr>
+          <w:lang w:val="es_ES" w:bidi="es_ES"/>
+        </w:rPr>
+        <w:t xml:space="preserve"> · </w:t>
+      </w:r>
+      <w:r>
+        <w:rPr>
+          <w:lang w:val="es_ES" w:bidi="es_ES"/>
+        </w:rPr>
+        <w:t>EPH 2:12</w:t>
+      </w:r>
+      <w:r>
+        <w:rPr>
+          <w:lang w:val="es_ES" w:bidi="es_ES"/>
+        </w:rPr>
+        <w:t xml:space="preserve"> · </w:t>
+      </w:r>
+      <w:r>
+        <w:rPr>
+          <w:lang w:val="es_ES" w:bidi="es_ES"/>
+        </w:rPr>
+        <w:t>EPH 2:19</w:t>
+      </w:r>
+      <w:r>
+        <w:rPr>
+          <w:lang w:val="es_ES" w:bidi="es_ES"/>
+        </w:rPr>
+        <w:t xml:space="preserve"> · </w:t>
+      </w:r>
+      <w:r>
+        <w:rPr>
+          <w:lang w:val="es_ES" w:bidi="es_ES"/>
+        </w:rPr>
+        <w:t>HEB 11:13</w:t>
+      </w:r>
+      <w:r>
+        <w:rPr>
+          <w:lang w:val="es_ES" w:bidi="es_ES"/>
+        </w:rPr>
+        <w:t xml:space="preserve"> · </w:t>
+      </w:r>
+      <w:r>
+        <w:rPr>
+          <w:lang w:val="es_ES" w:bidi="es_ES"/>
+        </w:rPr>
+        <w:t>3JN 1:5</w:t>
+      </w:r>
     </w:p>
     <w:p>
       <w:pPr/>
@@ -2319,18 +2121,12 @@
           <w:lang w:val="es_ES" w:bidi="es_ES"/>
         </w:rPr>
       </w:r>
-      <w:hyperlink r:id="rId43">
-        <w:r>
-          <w:rPr>
-            <w:lang w:val="es_ES" w:bidi="es_ES"/>
-          </w:rPr>
-          <w:rPr>
-            <w:color w:val="0000EE"/>
-            <w:u w:val="single"/>
-          </w:rPr>
-          <w:t>ROM 16:23</w:t>
-        </w:r>
-      </w:hyperlink>
+      <w:r>
+        <w:rPr>
+          <w:lang w:val="es_ES" w:bidi="es_ES"/>
+        </w:rPr>
+        <w:t>ROM 16:23</w:t>
+      </w:r>
       <w:r>
         <w:rPr>
           <w:lang w:val="es_ES" w:bidi="es_ES"/>
@@ -2518,18 +2314,12 @@
           <w:lang w:val="es_ES" w:bidi="es_ES"/>
         </w:rPr>
       </w:r>
-      <w:hyperlink r:id="rId44">
-        <w:r>
-          <w:rPr>
-            <w:lang w:val="es_ES" w:bidi="es_ES"/>
-          </w:rPr>
-          <w:rPr>
-            <w:color w:val="0000EE"/>
-            <w:u w:val="single"/>
-          </w:rPr>
-          <w:t>MRK 7:4</w:t>
-        </w:r>
-      </w:hyperlink>
+      <w:r>
+        <w:rPr>
+          <w:lang w:val="es_ES" w:bidi="es_ES"/>
+        </w:rPr>
+        <w:t>MRK 7:4</w:t>
+      </w:r>
       <w:r>
         <w:rPr>
           <w:lang w:val="es_ES" w:bidi="es_ES"/>
@@ -2741,108 +2531,72 @@
           <w:lang w:val="es_ES" w:bidi="es_ES"/>
         </w:rPr>
       </w:r>
-      <w:hyperlink r:id="rId45">
-        <w:r>
-          <w:rPr>
-            <w:lang w:val="es_ES" w:bidi="es_ES"/>
-          </w:rPr>
-          <w:rPr>
-            <w:color w:val="0000EE"/>
-            <w:u w:val="single"/>
-          </w:rPr>
-          <w:t>MAT 13:6</w:t>
-        </w:r>
-      </w:hyperlink>
-      <w:r>
-        <w:rPr>
-          <w:lang w:val="es_ES" w:bidi="es_ES"/>
-        </w:rPr>
-        <w:t xml:space="preserve"> · </w:t>
-      </w:r>
-      <w:hyperlink r:id="rId46">
-        <w:r>
-          <w:rPr>
-            <w:lang w:val="es_ES" w:bidi="es_ES"/>
-          </w:rPr>
-          <w:rPr>
-            <w:color w:val="0000EE"/>
-            <w:u w:val="single"/>
-          </w:rPr>
-          <w:t>MAT 21:19</w:t>
-        </w:r>
-      </w:hyperlink>
-      <w:r>
-        <w:rPr>
-          <w:lang w:val="es_ES" w:bidi="es_ES"/>
-        </w:rPr>
-        <w:t xml:space="preserve"> · </w:t>
-      </w:r>
-      <w:hyperlink r:id="rId47">
-        <w:r>
-          <w:rPr>
-            <w:lang w:val="es_ES" w:bidi="es_ES"/>
-          </w:rPr>
-          <w:rPr>
-            <w:color w:val="0000EE"/>
-            <w:u w:val="single"/>
-          </w:rPr>
-          <w:t>MAT 21:20</w:t>
-        </w:r>
-      </w:hyperlink>
-      <w:r>
-        <w:rPr>
-          <w:lang w:val="es_ES" w:bidi="es_ES"/>
-        </w:rPr>
-        <w:t xml:space="preserve"> · </w:t>
-      </w:r>
-      <w:hyperlink r:id="rId48">
-        <w:r>
-          <w:rPr>
-            <w:lang w:val="es_ES" w:bidi="es_ES"/>
-          </w:rPr>
-          <w:rPr>
-            <w:color w:val="0000EE"/>
-            <w:u w:val="single"/>
-          </w:rPr>
-          <w:t>LUK 8:6</w:t>
-        </w:r>
-      </w:hyperlink>
-      <w:r>
-        <w:rPr>
-          <w:lang w:val="es_ES" w:bidi="es_ES"/>
-        </w:rPr>
-        <w:t xml:space="preserve"> · </w:t>
-      </w:r>
-      <w:hyperlink r:id="rId49">
-        <w:r>
-          <w:rPr>
-            <w:lang w:val="es_ES" w:bidi="es_ES"/>
-          </w:rPr>
-          <w:rPr>
-            <w:color w:val="0000EE"/>
-            <w:u w:val="single"/>
-          </w:rPr>
-          <w:t>JAS 1:11</w:t>
-        </w:r>
-      </w:hyperlink>
-      <w:r>
-        <w:rPr>
-          <w:lang w:val="es_ES" w:bidi="es_ES"/>
-        </w:rPr>
-        <w:t xml:space="preserve"> · </w:t>
-      </w:r>
-      <w:hyperlink r:id="rId50">
-        <w:r>
-          <w:rPr>
-            <w:lang w:val="es_ES" w:bidi="es_ES"/>
-          </w:rPr>
-          <w:rPr>
-            <w:color w:val="0000EE"/>
-            <w:u w:val="single"/>
-          </w:rPr>
-          <w:t>1PE 1:24</w:t>
-        </w:r>
-      </w:hyperlink>
+      <w:r>
+        <w:rPr>
+          <w:lang w:val="es_ES" w:bidi="es_ES"/>
+        </w:rPr>
+        <w:t>MAT 13:6</w:t>
+      </w:r>
+      <w:r>
+        <w:rPr>
+          <w:lang w:val="es_ES" w:bidi="es_ES"/>
+        </w:rPr>
+        <w:t xml:space="preserve"> · </w:t>
+      </w:r>
+      <w:r>
+        <w:rPr>
+          <w:lang w:val="es_ES" w:bidi="es_ES"/>
+        </w:rPr>
+        <w:t>MAT 21:19</w:t>
+      </w:r>
+      <w:r>
+        <w:rPr>
+          <w:lang w:val="es_ES" w:bidi="es_ES"/>
+        </w:rPr>
+        <w:t xml:space="preserve"> · </w:t>
+      </w:r>
+      <w:r>
+        <w:rPr>
+          <w:lang w:val="es_ES" w:bidi="es_ES"/>
+        </w:rPr>
+        <w:t>MAT 21:20</w:t>
+      </w:r>
+      <w:r>
+        <w:rPr>
+          <w:lang w:val="es_ES" w:bidi="es_ES"/>
+        </w:rPr>
+        <w:t xml:space="preserve"> · </w:t>
+      </w:r>
+      <w:r>
+        <w:rPr>
+          <w:lang w:val="es_ES" w:bidi="es_ES"/>
+        </w:rPr>
+        <w:t>LUK 8:6</w:t>
+      </w:r>
+      <w:r>
+        <w:rPr>
+          <w:lang w:val="es_ES" w:bidi="es_ES"/>
+        </w:rPr>
+        <w:t xml:space="preserve"> · </w:t>
+      </w:r>
+      <w:r>
+        <w:rPr>
+          <w:lang w:val="es_ES" w:bidi="es_ES"/>
+        </w:rPr>
+        <w:t>JAS 1:11</w:t>
+      </w:r>
+      <w:r>
+        <w:rPr>
+          <w:lang w:val="es_ES" w:bidi="es_ES"/>
+        </w:rPr>
+        <w:t xml:space="preserve"> · </w:t>
+      </w:r>
+      <w:r>
+        <w:rPr>
+          <w:lang w:val="es_ES" w:bidi="es_ES"/>
+        </w:rPr>
+        <w:t>1PE 1:24</w:t>
+      </w:r>
     </w:p>
     <w:p>
       <w:pPr/>
@@ -2931,7 +2685,7 @@
         </w:rPr>
         <w:t xml:space="preserve">[a] 'seco', </w:t>
       </w:r>
-      <w:hyperlink r:id="rId51">
+      <w:hyperlink r:id="rId17">
         <w:r>
           <w:rPr>
             <w:lang w:val="es_ES" w:bidi="es_ES"/>
@@ -2961,18 +2715,12 @@
         </w:rPr>
         <w:t xml:space="preserve">En algunos idiomas podría ser más apropiado traducir esta cláusula en </w:t>
       </w:r>
-      <w:hyperlink r:id="rId52">
-        <w:r>
-          <w:rPr>
-            <w:lang w:val="es_ES" w:bidi="es_ES"/>
-          </w:rPr>
-          <w:rPr>
-            <w:color w:val="0000EE"/>
-            <w:u w:val="single"/>
-          </w:rPr>
-          <w:t>MRK 5:29</w:t>
-        </w:r>
-      </w:hyperlink>
+      <w:r>
+        <w:rPr>
+          <w:lang w:val="es_ES" w:bidi="es_ES"/>
+        </w:rPr>
+        <w:t>MRK 5:29</w:t>
+      </w:r>
       <w:r>
         <w:rPr>
           <w:lang w:val="es_ES" w:bidi="es_ES"/>
@@ -2987,108 +2735,72 @@
           <w:lang w:val="es_ES" w:bidi="es_ES"/>
         </w:rPr>
       </w:r>
-      <w:hyperlink r:id="rId53">
-        <w:r>
-          <w:rPr>
-            <w:lang w:val="es_ES" w:bidi="es_ES"/>
-          </w:rPr>
-          <w:rPr>
-            <w:color w:val="0000EE"/>
-            <w:u w:val="single"/>
-          </w:rPr>
-          <w:t>MRK 4:6</w:t>
-        </w:r>
-      </w:hyperlink>
-      <w:r>
-        <w:rPr>
-          <w:lang w:val="es_ES" w:bidi="es_ES"/>
-        </w:rPr>
-        <w:t xml:space="preserve"> · </w:t>
-      </w:r>
-      <w:hyperlink r:id="rId52">
-        <w:r>
-          <w:rPr>
-            <w:lang w:val="es_ES" w:bidi="es_ES"/>
-          </w:rPr>
-          <w:rPr>
-            <w:color w:val="0000EE"/>
-            <w:u w:val="single"/>
-          </w:rPr>
-          <w:t>MRK 5:29</w:t>
-        </w:r>
-      </w:hyperlink>
-      <w:r>
-        <w:rPr>
-          <w:lang w:val="es_ES" w:bidi="es_ES"/>
-        </w:rPr>
-        <w:t xml:space="preserve"> · </w:t>
-      </w:r>
-      <w:hyperlink r:id="rId54">
-        <w:r>
-          <w:rPr>
-            <w:lang w:val="es_ES" w:bidi="es_ES"/>
-          </w:rPr>
-          <w:rPr>
-            <w:color w:val="0000EE"/>
-            <w:u w:val="single"/>
-          </w:rPr>
-          <w:t>MRK 11:20</w:t>
-        </w:r>
-      </w:hyperlink>
-      <w:r>
-        <w:rPr>
-          <w:lang w:val="es_ES" w:bidi="es_ES"/>
-        </w:rPr>
-        <w:t xml:space="preserve"> · </w:t>
-      </w:r>
-      <w:hyperlink r:id="rId55">
-        <w:r>
-          <w:rPr>
-            <w:lang w:val="es_ES" w:bidi="es_ES"/>
-          </w:rPr>
-          <w:rPr>
-            <w:color w:val="0000EE"/>
-            <w:u w:val="single"/>
-          </w:rPr>
-          <w:t>MRK 11:21</w:t>
-        </w:r>
-      </w:hyperlink>
-      <w:r>
-        <w:rPr>
-          <w:lang w:val="es_ES" w:bidi="es_ES"/>
-        </w:rPr>
-        <w:t xml:space="preserve"> · </w:t>
-      </w:r>
-      <w:hyperlink r:id="rId56">
-        <w:r>
-          <w:rPr>
-            <w:lang w:val="es_ES" w:bidi="es_ES"/>
-          </w:rPr>
-          <w:rPr>
-            <w:color w:val="0000EE"/>
-            <w:u w:val="single"/>
-          </w:rPr>
-          <w:t>JHN 15:6</w:t>
-        </w:r>
-      </w:hyperlink>
-      <w:r>
-        <w:rPr>
-          <w:lang w:val="es_ES" w:bidi="es_ES"/>
-        </w:rPr>
-        <w:t xml:space="preserve"> · </w:t>
-      </w:r>
-      <w:hyperlink r:id="rId57">
-        <w:r>
-          <w:rPr>
-            <w:lang w:val="es_ES" w:bidi="es_ES"/>
-          </w:rPr>
-          <w:rPr>
-            <w:color w:val="0000EE"/>
-            <w:u w:val="single"/>
-          </w:rPr>
-          <w:t>REV 16:12</w:t>
-        </w:r>
-      </w:hyperlink>
+      <w:r>
+        <w:rPr>
+          <w:lang w:val="es_ES" w:bidi="es_ES"/>
+        </w:rPr>
+        <w:t>MRK 4:6</w:t>
+      </w:r>
+      <w:r>
+        <w:rPr>
+          <w:lang w:val="es_ES" w:bidi="es_ES"/>
+        </w:rPr>
+        <w:t xml:space="preserve"> · </w:t>
+      </w:r>
+      <w:r>
+        <w:rPr>
+          <w:lang w:val="es_ES" w:bidi="es_ES"/>
+        </w:rPr>
+        <w:t>MRK 5:29</w:t>
+      </w:r>
+      <w:r>
+        <w:rPr>
+          <w:lang w:val="es_ES" w:bidi="es_ES"/>
+        </w:rPr>
+        <w:t xml:space="preserve"> · </w:t>
+      </w:r>
+      <w:r>
+        <w:rPr>
+          <w:lang w:val="es_ES" w:bidi="es_ES"/>
+        </w:rPr>
+        <w:t>MRK 11:20</w:t>
+      </w:r>
+      <w:r>
+        <w:rPr>
+          <w:lang w:val="es_ES" w:bidi="es_ES"/>
+        </w:rPr>
+        <w:t xml:space="preserve"> · </w:t>
+      </w:r>
+      <w:r>
+        <w:rPr>
+          <w:lang w:val="es_ES" w:bidi="es_ES"/>
+        </w:rPr>
+        <w:t>MRK 11:21</w:t>
+      </w:r>
+      <w:r>
+        <w:rPr>
+          <w:lang w:val="es_ES" w:bidi="es_ES"/>
+        </w:rPr>
+        <w:t xml:space="preserve"> · </w:t>
+      </w:r>
+      <w:r>
+        <w:rPr>
+          <w:lang w:val="es_ES" w:bidi="es_ES"/>
+        </w:rPr>
+        <w:t>JHN 15:6</w:t>
+      </w:r>
+      <w:r>
+        <w:rPr>
+          <w:lang w:val="es_ES" w:bidi="es_ES"/>
+        </w:rPr>
+        <w:t xml:space="preserve"> · </w:t>
+      </w:r>
+      <w:r>
+        <w:rPr>
+          <w:lang w:val="es_ES" w:bidi="es_ES"/>
+        </w:rPr>
+        <w:t>REV 16:12</w:t>
+      </w:r>
     </w:p>
     <w:p>
       <w:pPr/>
@@ -3189,7 +2901,7 @@
         </w:rPr>
         <w:t xml:space="preserve">[a] 'seco', </w:t>
       </w:r>
-      <w:hyperlink r:id="rId51">
+      <w:hyperlink r:id="rId17">
         <w:r>
           <w:rPr>
             <w:lang w:val="es_ES" w:bidi="es_ES"/>
@@ -3215,18 +2927,12 @@
           <w:lang w:val="es_ES" w:bidi="es_ES"/>
         </w:rPr>
       </w:r>
-      <w:hyperlink r:id="rId58">
-        <w:r>
-          <w:rPr>
-            <w:lang w:val="es_ES" w:bidi="es_ES"/>
-          </w:rPr>
-          <w:rPr>
-            <w:color w:val="0000EE"/>
-            <w:u w:val="single"/>
-          </w:rPr>
-          <w:t>REV 14:15</w:t>
-        </w:r>
-      </w:hyperlink>
+      <w:r>
+        <w:rPr>
+          <w:lang w:val="es_ES" w:bidi="es_ES"/>
+        </w:rPr>
+        <w:t>REV 14:15</w:t>
+      </w:r>
     </w:p>
     <w:p>
       <w:pPr/>
@@ -3315,7 +3021,7 @@
         </w:rPr>
         <w:t xml:space="preserve">(extensión figurativa del significado de ξηραίνομαι[a] 'secarse', </w:t>
       </w:r>
-      <w:hyperlink r:id="rId59">
+      <w:hyperlink r:id="rId18">
         <w:r>
           <w:rPr>
             <w:lang w:val="es_ES" w:bidi="es_ES"/>
@@ -3353,36 +3059,24 @@
           <w:lang w:val="es_ES" w:bidi="es_ES"/>
         </w:rPr>
       </w:r>
-      <w:hyperlink r:id="rId60">
-        <w:r>
-          <w:rPr>
-            <w:lang w:val="es_ES" w:bidi="es_ES"/>
-          </w:rPr>
-          <w:rPr>
-            <w:color w:val="0000EE"/>
-            <w:u w:val="single"/>
-          </w:rPr>
-          <w:t>MRK 3:1</w:t>
-        </w:r>
-      </w:hyperlink>
-      <w:r>
-        <w:rPr>
-          <w:lang w:val="es_ES" w:bidi="es_ES"/>
-        </w:rPr>
-        <w:t xml:space="preserve"> · </w:t>
-      </w:r>
-      <w:hyperlink r:id="rId61">
-        <w:r>
-          <w:rPr>
-            <w:lang w:val="es_ES" w:bidi="es_ES"/>
-          </w:rPr>
-          <w:rPr>
-            <w:color w:val="0000EE"/>
-            <w:u w:val="single"/>
-          </w:rPr>
-          <w:t>MRK 9:18</w:t>
-        </w:r>
-      </w:hyperlink>
+      <w:r>
+        <w:rPr>
+          <w:lang w:val="es_ES" w:bidi="es_ES"/>
+        </w:rPr>
+        <w:t>MRK 3:1</w:t>
+      </w:r>
+      <w:r>
+        <w:rPr>
+          <w:lang w:val="es_ES" w:bidi="es_ES"/>
+        </w:rPr>
+        <w:t xml:space="preserve"> · </w:t>
+      </w:r>
+      <w:r>
+        <w:rPr>
+          <w:lang w:val="es_ES" w:bidi="es_ES"/>
+        </w:rPr>
+        <w:t>MRK 9:18</w:t>
+      </w:r>
       <w:r>
         <w:rPr>
           <w:lang w:val="es_ES" w:bidi="es_ES"/>
@@ -3594,36 +3288,24 @@
           <w:lang w:val="es_ES" w:bidi="es_ES"/>
         </w:rPr>
       </w:r>
-      <w:hyperlink r:id="rId62">
-        <w:r>
-          <w:rPr>
-            <w:lang w:val="es_ES" w:bidi="es_ES"/>
-          </w:rPr>
-          <w:rPr>
-            <w:color w:val="0000EE"/>
-            <w:u w:val="single"/>
-          </w:rPr>
-          <w:t>LUK 23:31</w:t>
-        </w:r>
-      </w:hyperlink>
-      <w:r>
-        <w:rPr>
-          <w:lang w:val="es_ES" w:bidi="es_ES"/>
-        </w:rPr>
-        <w:t xml:space="preserve"> · </w:t>
-      </w:r>
-      <w:hyperlink r:id="rId63">
-        <w:r>
-          <w:rPr>
-            <w:lang w:val="es_ES" w:bidi="es_ES"/>
-          </w:rPr>
-          <w:rPr>
-            <w:color w:val="0000EE"/>
-            <w:u w:val="single"/>
-          </w:rPr>
-          <w:t>HEB 11:29</w:t>
-        </w:r>
-      </w:hyperlink>
+      <w:r>
+        <w:rPr>
+          <w:lang w:val="es_ES" w:bidi="es_ES"/>
+        </w:rPr>
+        <w:t>LUK 23:31</w:t>
+      </w:r>
+      <w:r>
+        <w:rPr>
+          <w:lang w:val="es_ES" w:bidi="es_ES"/>
+        </w:rPr>
+        <w:t xml:space="preserve"> · </w:t>
+      </w:r>
+      <w:r>
+        <w:rPr>
+          <w:lang w:val="es_ES" w:bidi="es_ES"/>
+        </w:rPr>
+        <w:t>HEB 11:29</w:t>
+      </w:r>
     </w:p>
     <w:p>
       <w:pPr/>
@@ -3712,7 +3394,7 @@
         </w:rPr>
         <w:t xml:space="preserve">[a] 'seco, marchitado', </w:t>
       </w:r>
-      <w:hyperlink r:id="rId51">
+      <w:hyperlink r:id="rId17">
         <w:r>
           <w:rPr>
             <w:lang w:val="es_ES" w:bidi="es_ES"/>
@@ -3738,90 +3420,60 @@
           <w:lang w:val="es_ES" w:bidi="es_ES"/>
         </w:rPr>
       </w:r>
-      <w:hyperlink r:id="rId64">
-        <w:r>
-          <w:rPr>
-            <w:lang w:val="es_ES" w:bidi="es_ES"/>
-          </w:rPr>
-          <w:rPr>
-            <w:color w:val="0000EE"/>
-            <w:u w:val="single"/>
-          </w:rPr>
-          <w:t>MAT 12:10</w:t>
-        </w:r>
-      </w:hyperlink>
-      <w:r>
-        <w:rPr>
-          <w:lang w:val="es_ES" w:bidi="es_ES"/>
-        </w:rPr>
-        <w:t xml:space="preserve"> · </w:t>
-      </w:r>
-      <w:hyperlink r:id="rId65">
-        <w:r>
-          <w:rPr>
-            <w:lang w:val="es_ES" w:bidi="es_ES"/>
-          </w:rPr>
-          <w:rPr>
-            <w:color w:val="0000EE"/>
-            <w:u w:val="single"/>
-          </w:rPr>
-          <w:t>MRK 3:3</w:t>
-        </w:r>
-      </w:hyperlink>
-      <w:r>
-        <w:rPr>
-          <w:lang w:val="es_ES" w:bidi="es_ES"/>
-        </w:rPr>
-        <w:t xml:space="preserve"> · </w:t>
-      </w:r>
-      <w:hyperlink r:id="rId66">
-        <w:r>
-          <w:rPr>
-            <w:lang w:val="es_ES" w:bidi="es_ES"/>
-          </w:rPr>
-          <w:rPr>
-            <w:color w:val="0000EE"/>
-            <w:u w:val="single"/>
-          </w:rPr>
-          <w:t>LUK 6:6</w:t>
-        </w:r>
-      </w:hyperlink>
-      <w:r>
-        <w:rPr>
-          <w:lang w:val="es_ES" w:bidi="es_ES"/>
-        </w:rPr>
-        <w:t xml:space="preserve"> · </w:t>
-      </w:r>
-      <w:hyperlink r:id="rId67">
-        <w:r>
-          <w:rPr>
-            <w:lang w:val="es_ES" w:bidi="es_ES"/>
-          </w:rPr>
-          <w:rPr>
-            <w:color w:val="0000EE"/>
-            <w:u w:val="single"/>
-          </w:rPr>
-          <w:t>LUK 6:8</w:t>
-        </w:r>
-      </w:hyperlink>
-      <w:r>
-        <w:rPr>
-          <w:lang w:val="es_ES" w:bidi="es_ES"/>
-        </w:rPr>
-        <w:t xml:space="preserve"> · </w:t>
-      </w:r>
-      <w:hyperlink r:id="rId68">
-        <w:r>
-          <w:rPr>
-            <w:lang w:val="es_ES" w:bidi="es_ES"/>
-          </w:rPr>
-          <w:rPr>
-            <w:color w:val="0000EE"/>
-            <w:u w:val="single"/>
-          </w:rPr>
-          <w:t>JHN 5:3</w:t>
-        </w:r>
-      </w:hyperlink>
+      <w:r>
+        <w:rPr>
+          <w:lang w:val="es_ES" w:bidi="es_ES"/>
+        </w:rPr>
+        <w:t>MAT 12:10</w:t>
+      </w:r>
+      <w:r>
+        <w:rPr>
+          <w:lang w:val="es_ES" w:bidi="es_ES"/>
+        </w:rPr>
+        <w:t xml:space="preserve"> · </w:t>
+      </w:r>
+      <w:r>
+        <w:rPr>
+          <w:lang w:val="es_ES" w:bidi="es_ES"/>
+        </w:rPr>
+        <w:t>MRK 3:3</w:t>
+      </w:r>
+      <w:r>
+        <w:rPr>
+          <w:lang w:val="es_ES" w:bidi="es_ES"/>
+        </w:rPr>
+        <w:t xml:space="preserve"> · </w:t>
+      </w:r>
+      <w:r>
+        <w:rPr>
+          <w:lang w:val="es_ES" w:bidi="es_ES"/>
+        </w:rPr>
+        <w:t>LUK 6:6</w:t>
+      </w:r>
+      <w:r>
+        <w:rPr>
+          <w:lang w:val="es_ES" w:bidi="es_ES"/>
+        </w:rPr>
+        <w:t xml:space="preserve"> · </w:t>
+      </w:r>
+      <w:r>
+        <w:rPr>
+          <w:lang w:val="es_ES" w:bidi="es_ES"/>
+        </w:rPr>
+        <w:t>LUK 6:8</w:t>
+      </w:r>
+      <w:r>
+        <w:rPr>
+          <w:lang w:val="es_ES" w:bidi="es_ES"/>
+        </w:rPr>
+        <w:t xml:space="preserve"> · </w:t>
+      </w:r>
+      <w:r>
+        <w:rPr>
+          <w:lang w:val="es_ES" w:bidi="es_ES"/>
+        </w:rPr>
+        <w:t>JHN 5:3</w:t>
+      </w:r>
     </w:p>
     <w:p>
       <w:pPr/>
@@ -3910,36 +3562,24 @@
         </w:rPr>
         <w:t xml:space="preserve">En algunos idiomas se hace una distinción clara entre los términos que designan tierra en contraste con agua y esos que designan la tierra cultivada. Incluso en español, el término normal para la tierra cerca del agua es "orilla" o "costa", y por lo tanto, se puede traducir a </w:t>
       </w:r>
-      <w:hyperlink r:id="rId69">
-        <w:r>
-          <w:rPr>
-            <w:lang w:val="es_ES" w:bidi="es_ES"/>
-          </w:rPr>
-          <w:rPr>
-            <w:color w:val="0000EE"/>
-            <w:u w:val="single"/>
-          </w:rPr>
-          <w:t>MAT 14:24</w:t>
-        </w:r>
-      </w:hyperlink>
+      <w:r>
+        <w:rPr>
+          <w:lang w:val="es_ES" w:bidi="es_ES"/>
+        </w:rPr>
+        <w:t>MAT 14:24</w:t>
+      </w:r>
       <w:r>
         <w:rPr>
           <w:lang w:val="es_ES" w:bidi="es_ES"/>
         </w:rPr>
         <w:t xml:space="preserve"> como "el barco ya estaba lejos de la costa". De manera similar, en </w:t>
       </w:r>
-      <w:hyperlink r:id="rId70">
-        <w:r>
-          <w:rPr>
-            <w:lang w:val="es_ES" w:bidi="es_ES"/>
-          </w:rPr>
-          <w:rPr>
-            <w:color w:val="0000EE"/>
-            <w:u w:val="single"/>
-          </w:rPr>
-          <w:t>ACT 27:27</w:t>
-        </w:r>
-      </w:hyperlink>
+      <w:r>
+        <w:rPr>
+          <w:lang w:val="es_ES" w:bidi="es_ES"/>
+        </w:rPr>
+        <w:t>ACT 27:27</w:t>
+      </w:r>
       <w:r>
         <w:rPr>
           <w:lang w:val="es_ES" w:bidi="es_ES"/>
@@ -3954,36 +3594,24 @@
           <w:lang w:val="es_ES" w:bidi="es_ES"/>
         </w:rPr>
       </w:r>
-      <w:hyperlink r:id="rId71">
-        <w:r>
-          <w:rPr>
-            <w:lang w:val="es_ES" w:bidi="es_ES"/>
-          </w:rPr>
-          <w:rPr>
-            <w:color w:val="0000EE"/>
-            <w:u w:val="single"/>
-          </w:rPr>
-          <w:t>MAT 23:15</w:t>
-        </w:r>
-      </w:hyperlink>
-      <w:r>
-        <w:rPr>
-          <w:lang w:val="es_ES" w:bidi="es_ES"/>
-        </w:rPr>
-        <w:t xml:space="preserve"> · </w:t>
-      </w:r>
-      <w:hyperlink r:id="rId63">
-        <w:r>
-          <w:rPr>
-            <w:lang w:val="es_ES" w:bidi="es_ES"/>
-          </w:rPr>
-          <w:rPr>
-            <w:color w:val="0000EE"/>
-            <w:u w:val="single"/>
-          </w:rPr>
-          <w:t>HEB 11:29</w:t>
-        </w:r>
-      </w:hyperlink>
+      <w:r>
+        <w:rPr>
+          <w:lang w:val="es_ES" w:bidi="es_ES"/>
+        </w:rPr>
+        <w:t>MAT 23:15</w:t>
+      </w:r>
+      <w:r>
+        <w:rPr>
+          <w:lang w:val="es_ES" w:bidi="es_ES"/>
+        </w:rPr>
+        <w:t xml:space="preserve"> · </w:t>
+      </w:r>
+      <w:r>
+        <w:rPr>
+          <w:lang w:val="es_ES" w:bidi="es_ES"/>
+        </w:rPr>
+        <w:t>HEB 11:29</w:t>
+      </w:r>
       <w:r>
         <w:rPr>
           <w:lang w:val="es_ES" w:bidi="es_ES"/>
@@ -4181,7 +3809,7 @@
         </w:rPr>
         <w:t xml:space="preserve">[a] 'madera', </w:t>
       </w:r>
-      <w:hyperlink r:id="rId72">
+      <w:hyperlink r:id="rId19">
         <w:r>
           <w:rPr>
             <w:lang w:val="es_ES" w:bidi="es_ES"/>
@@ -4207,36 +3835,24 @@
           <w:lang w:val="es_ES" w:bidi="es_ES"/>
         </w:rPr>
       </w:r>
-      <w:hyperlink r:id="rId73">
-        <w:r>
-          <w:rPr>
-            <w:lang w:val="es_ES" w:bidi="es_ES"/>
-          </w:rPr>
-          <w:rPr>
-            <w:color w:val="0000EE"/>
-            <w:u w:val="single"/>
-          </w:rPr>
-          <w:t>2TI 2:20</w:t>
-        </w:r>
-      </w:hyperlink>
-      <w:r>
-        <w:rPr>
-          <w:lang w:val="es_ES" w:bidi="es_ES"/>
-        </w:rPr>
-        <w:t xml:space="preserve"> · </w:t>
-      </w:r>
-      <w:hyperlink r:id="rId74">
-        <w:r>
-          <w:rPr>
-            <w:lang w:val="es_ES" w:bidi="es_ES"/>
-          </w:rPr>
-          <w:rPr>
-            <w:color w:val="0000EE"/>
-            <w:u w:val="single"/>
-          </w:rPr>
-          <w:t>REV 9:20</w:t>
-        </w:r>
-      </w:hyperlink>
+      <w:r>
+        <w:rPr>
+          <w:lang w:val="es_ES" w:bidi="es_ES"/>
+        </w:rPr>
+        <w:t>2TI 2:20</w:t>
+      </w:r>
+      <w:r>
+        <w:rPr>
+          <w:lang w:val="es_ES" w:bidi="es_ES"/>
+        </w:rPr>
+        <w:t xml:space="preserve"> · </w:t>
+      </w:r>
+      <w:r>
+        <w:rPr>
+          <w:lang w:val="es_ES" w:bidi="es_ES"/>
+        </w:rPr>
+        <w:t>REV 9:20</w:t>
+      </w:r>
       <w:r>
         <w:rPr>
           <w:lang w:val="es_ES" w:bidi="es_ES"/>
@@ -4442,54 +4058,36 @@
           <w:lang w:val="es_ES" w:bidi="es_ES"/>
         </w:rPr>
       </w:r>
-      <w:hyperlink r:id="rId75">
-        <w:r>
-          <w:rPr>
-            <w:lang w:val="es_ES" w:bidi="es_ES"/>
-          </w:rPr>
-          <w:rPr>
-            <w:color w:val="0000EE"/>
-            <w:u w:val="single"/>
-          </w:rPr>
-          <w:t>1CO 3:12</w:t>
-        </w:r>
-      </w:hyperlink>
-      <w:r>
-        <w:rPr>
-          <w:lang w:val="es_ES" w:bidi="es_ES"/>
-        </w:rPr>
-        <w:t xml:space="preserve"> · </w:t>
-      </w:r>
-      <w:hyperlink r:id="rId76">
-        <w:r>
-          <w:rPr>
-            <w:lang w:val="es_ES" w:bidi="es_ES"/>
-          </w:rPr>
-          <w:rPr>
-            <w:color w:val="0000EE"/>
-            <w:u w:val="single"/>
-          </w:rPr>
-          <w:t>REV 18:12</w:t>
-        </w:r>
-      </w:hyperlink>
-      <w:r>
-        <w:rPr>
-          <w:lang w:val="es_ES" w:bidi="es_ES"/>
-        </w:rPr>
-        <w:t xml:space="preserve"> · </w:t>
-      </w:r>
-      <w:hyperlink r:id="rId76">
-        <w:r>
-          <w:rPr>
-            <w:lang w:val="es_ES" w:bidi="es_ES"/>
-          </w:rPr>
-          <w:rPr>
-            <w:color w:val="0000EE"/>
-            <w:u w:val="single"/>
-          </w:rPr>
-          <w:t>REV 18:12</w:t>
-        </w:r>
-      </w:hyperlink>
+      <w:r>
+        <w:rPr>
+          <w:lang w:val="es_ES" w:bidi="es_ES"/>
+        </w:rPr>
+        <w:t>1CO 3:12</w:t>
+      </w:r>
+      <w:r>
+        <w:rPr>
+          <w:lang w:val="es_ES" w:bidi="es_ES"/>
+        </w:rPr>
+        <w:t xml:space="preserve"> · </w:t>
+      </w:r>
+      <w:r>
+        <w:rPr>
+          <w:lang w:val="es_ES" w:bidi="es_ES"/>
+        </w:rPr>
+        <w:t>REV 18:12</w:t>
+      </w:r>
+      <w:r>
+        <w:rPr>
+          <w:lang w:val="es_ES" w:bidi="es_ES"/>
+        </w:rPr>
+        <w:t xml:space="preserve"> · </w:t>
+      </w:r>
+      <w:r>
+        <w:rPr>
+          <w:lang w:val="es_ES" w:bidi="es_ES"/>
+        </w:rPr>
+        <w:t>REV 18:12</w:t>
+      </w:r>
     </w:p>
     <w:p>
       <w:pPr/>
@@ -4566,25 +4164,19 @@
         </w:rPr>
         <w:t xml:space="preserve">ξύλον en </w:t>
       </w:r>
-      <w:hyperlink r:id="rId62">
-        <w:r>
-          <w:rPr>
-            <w:lang w:val="es_ES" w:bidi="es_ES"/>
-          </w:rPr>
-          <w:rPr>
-            <w:color w:val="0000EE"/>
-            <w:u w:val="single"/>
-          </w:rPr>
-          <w:t>LUK 23:31</w:t>
-        </w:r>
-      </w:hyperlink>
+      <w:r>
+        <w:rPr>
+          <w:lang w:val="es_ES" w:bidi="es_ES"/>
+        </w:rPr>
+        <w:t>LUK 23:31</w:t>
+      </w:r>
       <w:r>
         <w:rPr>
           <w:lang w:val="es_ES" w:bidi="es_ES"/>
         </w:rPr>
         <w:t xml:space="preserve"> también se puede interpretar como un árbol verde vivo (ver </w:t>
       </w:r>
-      <w:hyperlink r:id="rId77">
+      <w:hyperlink r:id="rId20">
         <w:r>
           <w:rPr>
             <w:lang w:val="es_ES" w:bidi="es_ES"/>
@@ -4610,18 +4202,12 @@
           <w:lang w:val="es_ES" w:bidi="es_ES"/>
         </w:rPr>
       </w:r>
-      <w:hyperlink r:id="rId62">
-        <w:r>
-          <w:rPr>
-            <w:lang w:val="es_ES" w:bidi="es_ES"/>
-          </w:rPr>
-          <w:rPr>
-            <w:color w:val="0000EE"/>
-            <w:u w:val="single"/>
-          </w:rPr>
-          <w:t>LUK 23:31</w:t>
-        </w:r>
-      </w:hyperlink>
+      <w:r>
+        <w:rPr>
+          <w:lang w:val="es_ES" w:bidi="es_ES"/>
+        </w:rPr>
+        <w:t>LUK 23:31</w:t>
+      </w:r>
     </w:p>
     <w:p>
       <w:pPr/>
@@ -4698,25 +4284,19 @@
         </w:rPr>
         <w:t xml:space="preserve">También es posible entender ξύλον en </w:t>
       </w:r>
-      <w:hyperlink r:id="rId62">
-        <w:r>
-          <w:rPr>
-            <w:lang w:val="es_ES" w:bidi="es_ES"/>
-          </w:rPr>
-          <w:rPr>
-            <w:color w:val="0000EE"/>
-            <w:u w:val="single"/>
-          </w:rPr>
-          <w:t>LUK 23:31</w:t>
-        </w:r>
-      </w:hyperlink>
+      <w:r>
+        <w:rPr>
+          <w:lang w:val="es_ES" w:bidi="es_ES"/>
+        </w:rPr>
+        <w:t>LUK 23:31</w:t>
+      </w:r>
       <w:r>
         <w:rPr>
           <w:lang w:val="es_ES" w:bidi="es_ES"/>
         </w:rPr>
         <w:t xml:space="preserve"> como leña. Por lo tanto, se podría traducir la primera parte de esta oración condicional como "si hacen estas cosas a la leña que se ha cortado recientemente' o 'si hacen estas cosas a la leña que no se ha secado '(ver </w:t>
       </w:r>
-      <w:hyperlink r:id="rId78">
+      <w:hyperlink r:id="rId21">
         <w:r>
           <w:rPr>
             <w:lang w:val="es_ES" w:bidi="es_ES"/>
@@ -4741,36 +4321,24 @@
         </w:rPr>
         <w:t xml:space="preserve">En </w:t>
       </w:r>
-      <w:hyperlink r:id="rId79">
-        <w:r>
-          <w:rPr>
-            <w:lang w:val="es_ES" w:bidi="es_ES"/>
-          </w:rPr>
-          <w:rPr>
-            <w:color w:val="0000EE"/>
-            <w:u w:val="single"/>
-          </w:rPr>
-          <w:t>REV 2:7</w:t>
-        </w:r>
-      </w:hyperlink>
+      <w:r>
+        <w:rPr>
+          <w:lang w:val="es_ES" w:bidi="es_ES"/>
+        </w:rPr>
+        <w:t>REV 2:7</w:t>
+      </w:r>
       <w:r>
         <w:rPr>
           <w:lang w:val="es_ES" w:bidi="es_ES"/>
         </w:rPr>
         <w:t xml:space="preserve"> y </w:t>
       </w:r>
-      <w:hyperlink r:id="rId80">
-        <w:r>
-          <w:rPr>
-            <w:lang w:val="es_ES" w:bidi="es_ES"/>
-          </w:rPr>
-          <w:rPr>
-            <w:color w:val="0000EE"/>
-            <w:u w:val="single"/>
-          </w:rPr>
-          <w:t>REV 22:2</w:t>
-        </w:r>
-      </w:hyperlink>
+      <w:r>
+        <w:rPr>
+          <w:lang w:val="es_ES" w:bidi="es_ES"/>
+        </w:rPr>
+        <w:t>REV 22:2</w:t>
+      </w:r>
       <w:r>
         <w:rPr>
           <w:lang w:val="es_ES" w:bidi="es_ES"/>
@@ -4785,126 +4353,84 @@
           <w:lang w:val="es_ES" w:bidi="es_ES"/>
         </w:rPr>
       </w:r>
-      <w:hyperlink r:id="rId62">
-        <w:r>
-          <w:rPr>
-            <w:lang w:val="es_ES" w:bidi="es_ES"/>
-          </w:rPr>
-          <w:rPr>
-            <w:color w:val="0000EE"/>
-            <w:u w:val="single"/>
-          </w:rPr>
-          <w:t>LUK 23:31</w:t>
-        </w:r>
-      </w:hyperlink>
-      <w:r>
-        <w:rPr>
-          <w:lang w:val="es_ES" w:bidi="es_ES"/>
-        </w:rPr>
-        <w:t xml:space="preserve"> · </w:t>
-      </w:r>
-      <w:hyperlink r:id="rId81">
-        <w:r>
-          <w:rPr>
-            <w:lang w:val="es_ES" w:bidi="es_ES"/>
-          </w:rPr>
-          <w:rPr>
-            <w:color w:val="0000EE"/>
-            <w:u w:val="single"/>
-          </w:rPr>
-          <w:t>GAL 3:13</w:t>
-        </w:r>
-      </w:hyperlink>
-      <w:r>
-        <w:rPr>
-          <w:lang w:val="es_ES" w:bidi="es_ES"/>
-        </w:rPr>
-        <w:t xml:space="preserve"> · </w:t>
-      </w:r>
-      <w:hyperlink r:id="rId79">
-        <w:r>
-          <w:rPr>
-            <w:lang w:val="es_ES" w:bidi="es_ES"/>
-          </w:rPr>
-          <w:rPr>
-            <w:color w:val="0000EE"/>
-            <w:u w:val="single"/>
-          </w:rPr>
-          <w:t>REV 2:7</w:t>
-        </w:r>
-      </w:hyperlink>
-      <w:r>
-        <w:rPr>
-          <w:lang w:val="es_ES" w:bidi="es_ES"/>
-        </w:rPr>
-        <w:t xml:space="preserve"> · </w:t>
-      </w:r>
-      <w:hyperlink r:id="rId80">
-        <w:r>
-          <w:rPr>
-            <w:lang w:val="es_ES" w:bidi="es_ES"/>
-          </w:rPr>
-          <w:rPr>
-            <w:color w:val="0000EE"/>
-            <w:u w:val="single"/>
-          </w:rPr>
-          <w:t>REV 22:2</w:t>
-        </w:r>
-      </w:hyperlink>
-      <w:r>
-        <w:rPr>
-          <w:lang w:val="es_ES" w:bidi="es_ES"/>
-        </w:rPr>
-        <w:t xml:space="preserve"> · </w:t>
-      </w:r>
-      <w:hyperlink r:id="rId80">
-        <w:r>
-          <w:rPr>
-            <w:lang w:val="es_ES" w:bidi="es_ES"/>
-          </w:rPr>
-          <w:rPr>
-            <w:color w:val="0000EE"/>
-            <w:u w:val="single"/>
-          </w:rPr>
-          <w:t>REV 22:2</w:t>
-        </w:r>
-      </w:hyperlink>
-      <w:r>
-        <w:rPr>
-          <w:lang w:val="es_ES" w:bidi="es_ES"/>
-        </w:rPr>
-        <w:t xml:space="preserve"> · </w:t>
-      </w:r>
-      <w:hyperlink r:id="rId82">
-        <w:r>
-          <w:rPr>
-            <w:lang w:val="es_ES" w:bidi="es_ES"/>
-          </w:rPr>
-          <w:rPr>
-            <w:color w:val="0000EE"/>
-            <w:u w:val="single"/>
-          </w:rPr>
-          <w:t>REV 22:14</w:t>
-        </w:r>
-      </w:hyperlink>
-      <w:r>
-        <w:rPr>
-          <w:lang w:val="es_ES" w:bidi="es_ES"/>
-        </w:rPr>
-        <w:t xml:space="preserve"> · </w:t>
-      </w:r>
-      <w:hyperlink r:id="rId83">
-        <w:r>
-          <w:rPr>
-            <w:lang w:val="es_ES" w:bidi="es_ES"/>
-          </w:rPr>
-          <w:rPr>
-            <w:color w:val="0000EE"/>
-            <w:u w:val="single"/>
-          </w:rPr>
-          <w:t>REV 22:19</w:t>
-        </w:r>
-      </w:hyperlink>
+      <w:r>
+        <w:rPr>
+          <w:lang w:val="es_ES" w:bidi="es_ES"/>
+        </w:rPr>
+        <w:t>LUK 23:31</w:t>
+      </w:r>
+      <w:r>
+        <w:rPr>
+          <w:lang w:val="es_ES" w:bidi="es_ES"/>
+        </w:rPr>
+        <w:t xml:space="preserve"> · </w:t>
+      </w:r>
+      <w:r>
+        <w:rPr>
+          <w:lang w:val="es_ES" w:bidi="es_ES"/>
+        </w:rPr>
+        <w:t>GAL 3:13</w:t>
+      </w:r>
+      <w:r>
+        <w:rPr>
+          <w:lang w:val="es_ES" w:bidi="es_ES"/>
+        </w:rPr>
+        <w:t xml:space="preserve"> · </w:t>
+      </w:r>
+      <w:r>
+        <w:rPr>
+          <w:lang w:val="es_ES" w:bidi="es_ES"/>
+        </w:rPr>
+        <w:t>REV 2:7</w:t>
+      </w:r>
+      <w:r>
+        <w:rPr>
+          <w:lang w:val="es_ES" w:bidi="es_ES"/>
+        </w:rPr>
+        <w:t xml:space="preserve"> · </w:t>
+      </w:r>
+      <w:r>
+        <w:rPr>
+          <w:lang w:val="es_ES" w:bidi="es_ES"/>
+        </w:rPr>
+        <w:t>REV 22:2</w:t>
+      </w:r>
+      <w:r>
+        <w:rPr>
+          <w:lang w:val="es_ES" w:bidi="es_ES"/>
+        </w:rPr>
+        <w:t xml:space="preserve"> · </w:t>
+      </w:r>
+      <w:r>
+        <w:rPr>
+          <w:lang w:val="es_ES" w:bidi="es_ES"/>
+        </w:rPr>
+        <w:t>REV 22:2</w:t>
+      </w:r>
+      <w:r>
+        <w:rPr>
+          <w:lang w:val="es_ES" w:bidi="es_ES"/>
+        </w:rPr>
+        <w:t xml:space="preserve"> · </w:t>
+      </w:r>
+      <w:r>
+        <w:rPr>
+          <w:lang w:val="es_ES" w:bidi="es_ES"/>
+        </w:rPr>
+        <w:t>REV 22:14</w:t>
+      </w:r>
+      <w:r>
+        <w:rPr>
+          <w:lang w:val="es_ES" w:bidi="es_ES"/>
+        </w:rPr>
+        <w:t xml:space="preserve"> · </w:t>
+      </w:r>
+      <w:r>
+        <w:rPr>
+          <w:lang w:val="es_ES" w:bidi="es_ES"/>
+        </w:rPr>
+        <w:t>REV 22:19</w:t>
+      </w:r>
     </w:p>
     <w:p>
       <w:pPr/>
@@ -4977,90 +4503,60 @@
           <w:lang w:val="es_ES" w:bidi="es_ES"/>
         </w:rPr>
       </w:r>
-      <w:hyperlink r:id="rId84">
-        <w:r>
-          <w:rPr>
-            <w:lang w:val="es_ES" w:bidi="es_ES"/>
-          </w:rPr>
-          <w:rPr>
-            <w:color w:val="0000EE"/>
-            <w:u w:val="single"/>
-          </w:rPr>
-          <w:t>MAT 26:47</w:t>
-        </w:r>
-      </w:hyperlink>
-      <w:r>
-        <w:rPr>
-          <w:lang w:val="es_ES" w:bidi="es_ES"/>
-        </w:rPr>
-        <w:t xml:space="preserve"> · </w:t>
-      </w:r>
-      <w:hyperlink r:id="rId85">
-        <w:r>
-          <w:rPr>
-            <w:lang w:val="es_ES" w:bidi="es_ES"/>
-          </w:rPr>
-          <w:rPr>
-            <w:color w:val="0000EE"/>
-            <w:u w:val="single"/>
-          </w:rPr>
-          <w:t>MAT 26:55</w:t>
-        </w:r>
-      </w:hyperlink>
-      <w:r>
-        <w:rPr>
-          <w:lang w:val="es_ES" w:bidi="es_ES"/>
-        </w:rPr>
-        <w:t xml:space="preserve"> · </w:t>
-      </w:r>
-      <w:hyperlink r:id="rId86">
-        <w:r>
-          <w:rPr>
-            <w:lang w:val="es_ES" w:bidi="es_ES"/>
-          </w:rPr>
-          <w:rPr>
-            <w:color w:val="0000EE"/>
-            <w:u w:val="single"/>
-          </w:rPr>
-          <w:t>MRK 14:43</w:t>
-        </w:r>
-      </w:hyperlink>
-      <w:r>
-        <w:rPr>
-          <w:lang w:val="es_ES" w:bidi="es_ES"/>
-        </w:rPr>
-        <w:t xml:space="preserve"> · </w:t>
-      </w:r>
-      <w:hyperlink r:id="rId87">
-        <w:r>
-          <w:rPr>
-            <w:lang w:val="es_ES" w:bidi="es_ES"/>
-          </w:rPr>
-          <w:rPr>
-            <w:color w:val="0000EE"/>
-            <w:u w:val="single"/>
-          </w:rPr>
-          <w:t>MRK 14:48</w:t>
-        </w:r>
-      </w:hyperlink>
-      <w:r>
-        <w:rPr>
-          <w:lang w:val="es_ES" w:bidi="es_ES"/>
-        </w:rPr>
-        <w:t xml:space="preserve"> · </w:t>
-      </w:r>
-      <w:hyperlink r:id="rId88">
-        <w:r>
-          <w:rPr>
-            <w:lang w:val="es_ES" w:bidi="es_ES"/>
-          </w:rPr>
-          <w:rPr>
-            <w:color w:val="0000EE"/>
-            <w:u w:val="single"/>
-          </w:rPr>
-          <w:t>LUK 22:52</w:t>
-        </w:r>
-      </w:hyperlink>
+      <w:r>
+        <w:rPr>
+          <w:lang w:val="es_ES" w:bidi="es_ES"/>
+        </w:rPr>
+        <w:t>MAT 26:47</w:t>
+      </w:r>
+      <w:r>
+        <w:rPr>
+          <w:lang w:val="es_ES" w:bidi="es_ES"/>
+        </w:rPr>
+        <w:t xml:space="preserve"> · </w:t>
+      </w:r>
+      <w:r>
+        <w:rPr>
+          <w:lang w:val="es_ES" w:bidi="es_ES"/>
+        </w:rPr>
+        <w:t>MAT 26:55</w:t>
+      </w:r>
+      <w:r>
+        <w:rPr>
+          <w:lang w:val="es_ES" w:bidi="es_ES"/>
+        </w:rPr>
+        <w:t xml:space="preserve"> · </w:t>
+      </w:r>
+      <w:r>
+        <w:rPr>
+          <w:lang w:val="es_ES" w:bidi="es_ES"/>
+        </w:rPr>
+        <w:t>MRK 14:43</w:t>
+      </w:r>
+      <w:r>
+        <w:rPr>
+          <w:lang w:val="es_ES" w:bidi="es_ES"/>
+        </w:rPr>
+        <w:t xml:space="preserve"> · </w:t>
+      </w:r>
+      <w:r>
+        <w:rPr>
+          <w:lang w:val="es_ES" w:bidi="es_ES"/>
+        </w:rPr>
+        <w:t>MRK 14:48</w:t>
+      </w:r>
+      <w:r>
+        <w:rPr>
+          <w:lang w:val="es_ES" w:bidi="es_ES"/>
+        </w:rPr>
+        <w:t xml:space="preserve"> · </w:t>
+      </w:r>
+      <w:r>
+        <w:rPr>
+          <w:lang w:val="es_ES" w:bidi="es_ES"/>
+        </w:rPr>
+        <w:t>LUK 22:52</w:t>
+      </w:r>
     </w:p>
     <w:p>
       <w:pPr/>
@@ -5145,18 +4641,12 @@
           <w:lang w:val="es_ES" w:bidi="es_ES"/>
         </w:rPr>
       </w:r>
-      <w:hyperlink r:id="rId89">
-        <w:r>
-          <w:rPr>
-            <w:lang w:val="es_ES" w:bidi="es_ES"/>
-          </w:rPr>
-          <w:rPr>
-            <w:color w:val="0000EE"/>
-            <w:u w:val="single"/>
-          </w:rPr>
-          <w:t>ACT 16:24</w:t>
-        </w:r>
-      </w:hyperlink>
+      <w:r>
+        <w:rPr>
+          <w:lang w:val="es_ES" w:bidi="es_ES"/>
+        </w:rPr>
+        <w:t>ACT 16:24</w:t>
+      </w:r>
     </w:p>
     <w:p>
       <w:pPr/>
@@ -5233,7 +4723,7 @@
         </w:rPr>
         <w:t xml:space="preserve">[a] 'madera', </w:t>
       </w:r>
-      <w:hyperlink r:id="rId72">
+      <w:hyperlink r:id="rId19">
         <w:r>
           <w:rPr>
             <w:lang w:val="es_ES" w:bidi="es_ES"/>
@@ -5271,72 +4761,48 @@
           <w:lang w:val="es_ES" w:bidi="es_ES"/>
         </w:rPr>
       </w:r>
-      <w:hyperlink r:id="rId90">
-        <w:r>
-          <w:rPr>
-            <w:lang w:val="es_ES" w:bidi="es_ES"/>
-          </w:rPr>
-          <w:rPr>
-            <w:color w:val="0000EE"/>
-            <w:u w:val="single"/>
-          </w:rPr>
-          <w:t>ACT 5:30</w:t>
-        </w:r>
-      </w:hyperlink>
-      <w:r>
-        <w:rPr>
-          <w:lang w:val="es_ES" w:bidi="es_ES"/>
-        </w:rPr>
-        <w:t xml:space="preserve"> · </w:t>
-      </w:r>
-      <w:hyperlink r:id="rId91">
-        <w:r>
-          <w:rPr>
-            <w:lang w:val="es_ES" w:bidi="es_ES"/>
-          </w:rPr>
-          <w:rPr>
-            <w:color w:val="0000EE"/>
-            <w:u w:val="single"/>
-          </w:rPr>
-          <w:t>ACT 10:39</w:t>
-        </w:r>
-      </w:hyperlink>
-      <w:r>
-        <w:rPr>
-          <w:lang w:val="es_ES" w:bidi="es_ES"/>
-        </w:rPr>
-        <w:t xml:space="preserve"> · </w:t>
-      </w:r>
-      <w:hyperlink r:id="rId92">
-        <w:r>
-          <w:rPr>
-            <w:lang w:val="es_ES" w:bidi="es_ES"/>
-          </w:rPr>
-          <w:rPr>
-            <w:color w:val="0000EE"/>
-            <w:u w:val="single"/>
-          </w:rPr>
-          <w:t>ACT 13:29</w:t>
-        </w:r>
-      </w:hyperlink>
-      <w:r>
-        <w:rPr>
-          <w:lang w:val="es_ES" w:bidi="es_ES"/>
-        </w:rPr>
-        <w:t xml:space="preserve"> · </w:t>
-      </w:r>
-      <w:hyperlink r:id="rId93">
-        <w:r>
-          <w:rPr>
-            <w:lang w:val="es_ES" w:bidi="es_ES"/>
-          </w:rPr>
-          <w:rPr>
-            <w:color w:val="0000EE"/>
-            <w:u w:val="single"/>
-          </w:rPr>
-          <w:t>1PE 2:24</w:t>
-        </w:r>
-      </w:hyperlink>
+      <w:r>
+        <w:rPr>
+          <w:lang w:val="es_ES" w:bidi="es_ES"/>
+        </w:rPr>
+        <w:t>ACT 5:30</w:t>
+      </w:r>
+      <w:r>
+        <w:rPr>
+          <w:lang w:val="es_ES" w:bidi="es_ES"/>
+        </w:rPr>
+        <w:t xml:space="preserve"> · </w:t>
+      </w:r>
+      <w:r>
+        <w:rPr>
+          <w:lang w:val="es_ES" w:bidi="es_ES"/>
+        </w:rPr>
+        <w:t>ACT 10:39</w:t>
+      </w:r>
+      <w:r>
+        <w:rPr>
+          <w:lang w:val="es_ES" w:bidi="es_ES"/>
+        </w:rPr>
+        <w:t xml:space="preserve"> · </w:t>
+      </w:r>
+      <w:r>
+        <w:rPr>
+          <w:lang w:val="es_ES" w:bidi="es_ES"/>
+        </w:rPr>
+        <w:t>ACT 13:29</w:t>
+      </w:r>
+      <w:r>
+        <w:rPr>
+          <w:lang w:val="es_ES" w:bidi="es_ES"/>
+        </w:rPr>
+        <w:t xml:space="preserve"> · </w:t>
+      </w:r>
+      <w:r>
+        <w:rPr>
+          <w:lang w:val="es_ES" w:bidi="es_ES"/>
+        </w:rPr>
+        <w:t>1PE 2:24</w:t>
+      </w:r>
       <w:r>
         <w:rPr>
           <w:lang w:val="es_ES" w:bidi="es_ES"/>
@@ -5506,54 +4972,36 @@
           <w:lang w:val="es_ES" w:bidi="es_ES"/>
         </w:rPr>
       </w:r>
-      <w:hyperlink r:id="rId94">
-        <w:r>
-          <w:rPr>
-            <w:lang w:val="es_ES" w:bidi="es_ES"/>
-          </w:rPr>
-          <w:rPr>
-            <w:color w:val="0000EE"/>
-            <w:u w:val="single"/>
-          </w:rPr>
-          <w:t>ACT 21:24</w:t>
-        </w:r>
-      </w:hyperlink>
-      <w:r>
-        <w:rPr>
-          <w:lang w:val="es_ES" w:bidi="es_ES"/>
-        </w:rPr>
-        <w:t xml:space="preserve"> · </w:t>
-      </w:r>
-      <w:hyperlink r:id="rId95">
-        <w:r>
-          <w:rPr>
-            <w:lang w:val="es_ES" w:bidi="es_ES"/>
-          </w:rPr>
-          <w:rPr>
-            <w:color w:val="0000EE"/>
-            <w:u w:val="single"/>
-          </w:rPr>
-          <w:t>1CO 11:5</w:t>
-        </w:r>
-      </w:hyperlink>
-      <w:r>
-        <w:rPr>
-          <w:lang w:val="es_ES" w:bidi="es_ES"/>
-        </w:rPr>
-        <w:t xml:space="preserve"> · </w:t>
-      </w:r>
-      <w:hyperlink r:id="rId96">
-        <w:r>
-          <w:rPr>
-            <w:lang w:val="es_ES" w:bidi="es_ES"/>
-          </w:rPr>
-          <w:rPr>
-            <w:color w:val="0000EE"/>
-            <w:u w:val="single"/>
-          </w:rPr>
-          <w:t>1CO 11:6</w:t>
-        </w:r>
-      </w:hyperlink>
+      <w:r>
+        <w:rPr>
+          <w:lang w:val="es_ES" w:bidi="es_ES"/>
+        </w:rPr>
+        <w:t>ACT 21:24</w:t>
+      </w:r>
+      <w:r>
+        <w:rPr>
+          <w:lang w:val="es_ES" w:bidi="es_ES"/>
+        </w:rPr>
+        <w:t xml:space="preserve"> · </w:t>
+      </w:r>
+      <w:r>
+        <w:rPr>
+          <w:lang w:val="es_ES" w:bidi="es_ES"/>
+        </w:rPr>
+        <w:t>1CO 11:5</w:t>
+      </w:r>
+      <w:r>
+        <w:rPr>
+          <w:lang w:val="es_ES" w:bidi="es_ES"/>
+        </w:rPr>
+        <w:t xml:space="preserve"> · </w:t>
+      </w:r>
+      <w:r>
+        <w:rPr>
+          <w:lang w:val="es_ES" w:bidi="es_ES"/>
+        </w:rPr>
+        <w:t>1CO 11:6</w:t>
+      </w:r>
       <w:r>
         <w:rPr>
           <w:lang w:val="es_ES" w:bidi="es_ES"/>
